--- a/Assignment/Database Technologies Assignment/Assignment.docx
+++ b/Assignment/Database Technologies Assignment/Assignment.docx
@@ -14,8 +14,21 @@
       <w:pPr>
         <w:spacing w:after="195"/>
       </w:pPr>
-      <w:r>
-        <w:t xml:space="preserve">Note : Use Emp, dept and salgrade table </w:t>
+      <w:proofErr w:type="gramStart"/>
+      <w:r>
+        <w:t>Note :</w:t>
+      </w:r>
+      <w:proofErr w:type="gramEnd"/>
+      <w:r>
+        <w:t xml:space="preserve"> Use Emp, dept and </w:t>
+      </w:r>
+      <w:proofErr w:type="spellStart"/>
+      <w:r>
+        <w:t>salgrade</w:t>
+      </w:r>
+      <w:proofErr w:type="spellEnd"/>
+      <w:r>
+        <w:t xml:space="preserve"> table </w:t>
       </w:r>
     </w:p>
     <w:p>
@@ -27,7 +40,15 @@
         <w:ind w:hanging="360"/>
       </w:pPr>
       <w:r>
-        <w:t xml:space="preserve">To list all records with sal &gt; 2000 and comm&gt;200 </w:t>
+        <w:t xml:space="preserve">To list all records with </w:t>
+      </w:r>
+      <w:proofErr w:type="spellStart"/>
+      <w:r>
+        <w:t>sal</w:t>
+      </w:r>
+      <w:proofErr w:type="spellEnd"/>
+      <w:r>
+        <w:t xml:space="preserve"> &gt; 2000 and comm&gt;200 </w:t>
       </w:r>
     </w:p>
     <w:p>
@@ -85,7 +106,15 @@
         <w:ind w:hanging="360"/>
       </w:pPr>
       <w:r>
-        <w:t xml:space="preserve">To list all record with job=’Clerk’ or sal&gt;2000 </w:t>
+        <w:t xml:space="preserve">To list all record with job=’Clerk’ or </w:t>
+      </w:r>
+      <w:proofErr w:type="spellStart"/>
+      <w:r>
+        <w:t>sal</w:t>
+      </w:r>
+      <w:proofErr w:type="spellEnd"/>
+      <w:r>
+        <w:t xml:space="preserve">&gt;2000 </w:t>
       </w:r>
     </w:p>
     <w:p>
@@ -143,7 +172,15 @@
         <w:ind w:hanging="360"/>
       </w:pPr>
       <w:r>
-        <w:t xml:space="preserve">To list all the record with sal=1250 or 1100 or 2850 </w:t>
+        <w:t xml:space="preserve">To list all the record with </w:t>
+      </w:r>
+      <w:proofErr w:type="spellStart"/>
+      <w:r>
+        <w:t>sal</w:t>
+      </w:r>
+      <w:proofErr w:type="spellEnd"/>
+      <w:r>
+        <w:t xml:space="preserve">=1250 or 1100 or 2850 </w:t>
       </w:r>
     </w:p>
     <w:p>
@@ -205,7 +242,15 @@
         <w:ind w:hanging="360"/>
       </w:pPr>
       <w:r>
-        <w:t xml:space="preserve">To list all employees with sal&gt;1250 and &lt;2850 </w:t>
+        <w:t xml:space="preserve">To list all employees with </w:t>
+      </w:r>
+      <w:proofErr w:type="spellStart"/>
+      <w:r>
+        <w:t>sal</w:t>
+      </w:r>
+      <w:proofErr w:type="spellEnd"/>
+      <w:r>
+        <w:t xml:space="preserve">&gt;1250 and &lt;2850 </w:t>
       </w:r>
     </w:p>
     <w:p>
@@ -457,7 +502,15 @@
         <w:ind w:hanging="360"/>
       </w:pPr>
       <w:r>
-        <w:t xml:space="preserve">To list all the record with sal not equal to 1250 or 1100 or 2850 </w:t>
+        <w:t xml:space="preserve">To list all the record with </w:t>
+      </w:r>
+      <w:proofErr w:type="spellStart"/>
+      <w:r>
+        <w:t>sal</w:t>
+      </w:r>
+      <w:proofErr w:type="spellEnd"/>
+      <w:r>
+        <w:t xml:space="preserve"> not equal to 1250 or 1100 or 2850 </w:t>
       </w:r>
     </w:p>
     <w:p>
@@ -514,7 +567,15 @@
         <w:ind w:hanging="360"/>
       </w:pPr>
       <w:r>
-        <w:t xml:space="preserve">To list all employees with salnot &gt;1250 and &lt;2850 </w:t>
+        <w:t xml:space="preserve">To list all employees with </w:t>
+      </w:r>
+      <w:proofErr w:type="spellStart"/>
+      <w:r>
+        <w:t>salnot</w:t>
+      </w:r>
+      <w:proofErr w:type="spellEnd"/>
+      <w:r>
+        <w:t xml:space="preserve"> &gt;1250 and &lt;2850 </w:t>
       </w:r>
     </w:p>
     <w:p>
@@ -572,7 +633,15 @@
         <w:ind w:hanging="360"/>
       </w:pPr>
       <w:r>
-        <w:t>To list all employees with job starts with C , E at 3</w:t>
+        <w:t xml:space="preserve">To list all employees with job starts with </w:t>
+      </w:r>
+      <w:proofErr w:type="gramStart"/>
+      <w:r>
+        <w:t>C ,</w:t>
+      </w:r>
+      <w:proofErr w:type="gramEnd"/>
+      <w:r>
+        <w:t xml:space="preserve"> E at 3</w:t>
       </w:r>
       <w:r>
         <w:rPr>
@@ -581,7 +650,15 @@
         <w:t>rd</w:t>
       </w:r>
       <w:r>
-        <w:t xml:space="preserve"> position and  ends with K </w:t>
+        <w:t xml:space="preserve"> position </w:t>
+      </w:r>
+      <w:proofErr w:type="gramStart"/>
+      <w:r>
+        <w:t>and  ends</w:t>
+      </w:r>
+      <w:proofErr w:type="gramEnd"/>
+      <w:r>
+        <w:t xml:space="preserve"> with K </w:t>
       </w:r>
     </w:p>
     <w:p>
@@ -712,7 +789,15 @@
         <w:ind w:hanging="360"/>
       </w:pPr>
       <w:r>
-        <w:t xml:space="preserve">To list all employees with sal is null and name starts with ‘S’ </w:t>
+        <w:t xml:space="preserve">To list all employees with </w:t>
+      </w:r>
+      <w:proofErr w:type="spellStart"/>
+      <w:r>
+        <w:t>sal</w:t>
+      </w:r>
+      <w:proofErr w:type="spellEnd"/>
+      <w:r>
+        <w:t xml:space="preserve"> is null and name starts with ‘S’ </w:t>
       </w:r>
     </w:p>
     <w:p>
@@ -841,7 +926,23 @@
         <w:ind w:hanging="360"/>
       </w:pPr>
       <w:r>
-        <w:t xml:space="preserve">To list all employees with name contain ‘A’ at 1 position and job  Contains 5 characters </w:t>
+        <w:t xml:space="preserve">To list all employees with </w:t>
+      </w:r>
+      <w:proofErr w:type="gramStart"/>
+      <w:r>
+        <w:t>name</w:t>
+      </w:r>
+      <w:proofErr w:type="gramEnd"/>
+      <w:r>
+        <w:t xml:space="preserve"> contain ‘A’ at 1 position and </w:t>
+      </w:r>
+      <w:proofErr w:type="gramStart"/>
+      <w:r>
+        <w:t>job  Contains</w:t>
+      </w:r>
+      <w:proofErr w:type="gramEnd"/>
+      <w:r>
+        <w:t xml:space="preserve"> 5 characters </w:t>
       </w:r>
     </w:p>
     <w:p>
@@ -986,7 +1087,23 @@
         <w:ind w:hanging="720"/>
       </w:pPr>
       <w:r>
-        <w:t xml:space="preserve">Display the total salary of all employees . Total salary will be calculated as sal+comm+sal*0.10 </w:t>
+        <w:t xml:space="preserve">Display the total salary of all </w:t>
+      </w:r>
+      <w:proofErr w:type="gramStart"/>
+      <w:r>
+        <w:t>employees .</w:t>
+      </w:r>
+      <w:proofErr w:type="gramEnd"/>
+      <w:r>
+        <w:t xml:space="preserve"> Total salary will be calculated as </w:t>
+      </w:r>
+      <w:proofErr w:type="spellStart"/>
+      <w:r>
+        <w:t>sal+comm+sal</w:t>
+      </w:r>
+      <w:proofErr w:type="spellEnd"/>
+      <w:r>
+        <w:t xml:space="preserve">*0.10 </w:t>
       </w:r>
     </w:p>
     <w:p>
@@ -998,6 +1115,9 @@
         <w:t xml:space="preserve"> </w:t>
       </w:r>
       <w:r>
+        <w:rPr>
+          <w:noProof/>
+        </w:rPr>
         <w:drawing>
           <wp:inline distT="0" distB="0" distL="0" distR="0" wp14:anchorId="7E1E1EC3" wp14:editId="24800C47">
             <wp:extent cx="5172521" cy="2299854"/>
@@ -1055,7 +1175,15 @@
         <w:ind w:hanging="720"/>
       </w:pPr>
       <w:r>
-        <w:t xml:space="preserve">List the Name and job of the emp who have joined before 1 jan 1986 and whose salary range is between 1200and 2500. Display the columns with user defined Column headers.  </w:t>
+        <w:t xml:space="preserve">List the Name and job of the emp who have joined before 1 </w:t>
+      </w:r>
+      <w:proofErr w:type="spellStart"/>
+      <w:r>
+        <w:t>jan</w:t>
+      </w:r>
+      <w:proofErr w:type="spellEnd"/>
+      <w:r>
+        <w:t xml:space="preserve"> 1986 and whose salary range is between 1200and 2500. Display the columns with user defined Column headers.  </w:t>
       </w:r>
     </w:p>
     <w:p>
@@ -1117,7 +1245,15 @@
         <w:ind w:hanging="720"/>
       </w:pPr>
       <w:r>
-        <w:t xml:space="preserve">List the empno, name, and department number of the emp works under manager with id 7698 </w:t>
+        <w:t xml:space="preserve">List the </w:t>
+      </w:r>
+      <w:proofErr w:type="spellStart"/>
+      <w:r>
+        <w:t>empno</w:t>
+      </w:r>
+      <w:proofErr w:type="spellEnd"/>
+      <w:r>
+        <w:t xml:space="preserve">, name, and department number of the emp works under manager with id 7698 </w:t>
       </w:r>
     </w:p>
     <w:p>
@@ -1439,7 +1575,15 @@
       </w:pPr>
       <w:r>
         <w:lastRenderedPageBreak/>
-        <w:t xml:space="preserve">Write a query which will display name, department no and date of joining of all employee who were joined  January 1, 1981 and March 31, 1983. Sort it based on date of joining (ascending). </w:t>
+        <w:t xml:space="preserve">Write a query which will display name, department no and date of joining of all employee who were </w:t>
+      </w:r>
+      <w:proofErr w:type="gramStart"/>
+      <w:r>
+        <w:t>joined  January</w:t>
+      </w:r>
+      <w:proofErr w:type="gramEnd"/>
+      <w:r>
+        <w:t xml:space="preserve"> 1, 1981 and March 31, 1983. Sort it based on date of joining (ascending). </w:t>
       </w:r>
     </w:p>
     <w:p>
@@ -1581,7 +1725,15 @@
         <w:ind w:hanging="720"/>
       </w:pPr>
       <w:r>
-        <w:t xml:space="preserve">List the details of the employee , whose names start with ‘A’ and end with ‘S’ or whose names contains N as the second or third character, and ending with either ‘N’ or ‘S’. </w:t>
+        <w:t xml:space="preserve">List the details of the </w:t>
+      </w:r>
+      <w:proofErr w:type="gramStart"/>
+      <w:r>
+        <w:t>employee ,</w:t>
+      </w:r>
+      <w:proofErr w:type="gramEnd"/>
+      <w:r>
+        <w:t xml:space="preserve"> whose names start with ‘A’ and end with ‘S’ or whose names contains N as the second or third character, and ending with either ‘N’ or ‘S’. </w:t>
       </w:r>
     </w:p>
     <w:p>
@@ -1838,7 +1990,15 @@
       </w:pPr>
       <w:r>
         <w:lastRenderedPageBreak/>
-        <w:t xml:space="preserve">Get the Department number, and sum of Salary of all non managers where the sum is greater than 6500 </w:t>
+        <w:t xml:space="preserve">Get the Department number, and sum of Salary of all </w:t>
+      </w:r>
+      <w:proofErr w:type="spellStart"/>
+      <w:r>
+        <w:t>non managers</w:t>
+      </w:r>
+      <w:proofErr w:type="spellEnd"/>
+      <w:r>
+        <w:t xml:space="preserve"> where the sum is greater than 6500 </w:t>
       </w:r>
     </w:p>
     <w:p>
@@ -1893,6 +2053,2011 @@
         </w:drawing>
       </w:r>
     </w:p>
+    <w:p>
+      <w:pPr>
+        <w:spacing w:after="0" w:line="259" w:lineRule="auto"/>
+        <w:ind w:left="720" w:firstLine="0"/>
+      </w:pPr>
+    </w:p>
+    <w:p>
+      <w:pPr>
+        <w:spacing w:after="0" w:line="259" w:lineRule="auto"/>
+        <w:ind w:left="720" w:firstLine="0"/>
+      </w:pPr>
+    </w:p>
+    <w:p>
+      <w:pPr>
+        <w:spacing w:after="0" w:line="259" w:lineRule="auto"/>
+        <w:ind w:left="720" w:firstLine="0"/>
+      </w:pPr>
+    </w:p>
+    <w:p>
+      <w:pPr>
+        <w:spacing w:after="0" w:line="259" w:lineRule="auto"/>
+        <w:ind w:left="720" w:firstLine="0"/>
+      </w:pPr>
+    </w:p>
+    <w:p>
+      <w:pPr>
+        <w:spacing w:after="0" w:line="259" w:lineRule="auto"/>
+        <w:ind w:left="720" w:firstLine="0"/>
+      </w:pPr>
+    </w:p>
+    <w:p>
+      <w:pPr>
+        <w:spacing w:after="0" w:line="259" w:lineRule="auto"/>
+        <w:ind w:left="720" w:firstLine="0"/>
+      </w:pPr>
+    </w:p>
+    <w:p>
+      <w:pPr>
+        <w:spacing w:after="0" w:line="259" w:lineRule="auto"/>
+        <w:ind w:left="720" w:firstLine="0"/>
+      </w:pPr>
+    </w:p>
+    <w:p>
+      <w:pPr>
+        <w:spacing w:after="0" w:line="259" w:lineRule="auto"/>
+        <w:ind w:left="720" w:firstLine="0"/>
+      </w:pPr>
+    </w:p>
+    <w:p>
+      <w:pPr>
+        <w:spacing w:after="0" w:line="259" w:lineRule="auto"/>
+        <w:ind w:left="720" w:firstLine="0"/>
+      </w:pPr>
+    </w:p>
+    <w:p>
+      <w:pPr>
+        <w:spacing w:after="0" w:line="259" w:lineRule="auto"/>
+        <w:ind w:left="720" w:firstLine="0"/>
+      </w:pPr>
+    </w:p>
+    <w:p>
+      <w:pPr>
+        <w:spacing w:after="0" w:line="259" w:lineRule="auto"/>
+        <w:ind w:left="720" w:firstLine="0"/>
+      </w:pPr>
+    </w:p>
+    <w:p>
+      <w:pPr>
+        <w:spacing w:after="0" w:line="259" w:lineRule="auto"/>
+        <w:ind w:left="720" w:firstLine="0"/>
+      </w:pPr>
+    </w:p>
+    <w:p>
+      <w:pPr>
+        <w:spacing w:after="0" w:line="259" w:lineRule="auto"/>
+        <w:ind w:left="720" w:firstLine="0"/>
+      </w:pPr>
+    </w:p>
+    <w:p>
+      <w:pPr>
+        <w:spacing w:after="0" w:line="259" w:lineRule="auto"/>
+        <w:ind w:left="720" w:firstLine="0"/>
+      </w:pPr>
+    </w:p>
+    <w:p>
+      <w:pPr>
+        <w:spacing w:after="0" w:line="259" w:lineRule="auto"/>
+        <w:ind w:left="720" w:firstLine="0"/>
+      </w:pPr>
+    </w:p>
+    <w:p>
+      <w:pPr>
+        <w:spacing w:after="0" w:line="259" w:lineRule="auto"/>
+        <w:ind w:left="720" w:firstLine="0"/>
+      </w:pPr>
+    </w:p>
+    <w:p>
+      <w:pPr>
+        <w:spacing w:after="0" w:line="259" w:lineRule="auto"/>
+        <w:ind w:left="720" w:firstLine="0"/>
+      </w:pPr>
+    </w:p>
+    <w:p>
+      <w:pPr>
+        <w:spacing w:after="0" w:line="259" w:lineRule="auto"/>
+        <w:ind w:left="720" w:firstLine="0"/>
+      </w:pPr>
+    </w:p>
+    <w:p>
+      <w:pPr>
+        <w:spacing w:after="0" w:line="259" w:lineRule="auto"/>
+        <w:ind w:left="720" w:firstLine="0"/>
+      </w:pPr>
+    </w:p>
+    <w:p>
+      <w:pPr>
+        <w:spacing w:after="0" w:line="259" w:lineRule="auto"/>
+        <w:ind w:left="720" w:firstLine="0"/>
+      </w:pPr>
+    </w:p>
+    <w:p>
+      <w:pPr>
+        <w:spacing w:after="0" w:line="259" w:lineRule="auto"/>
+        <w:ind w:left="720" w:firstLine="0"/>
+      </w:pPr>
+    </w:p>
+    <w:p>
+      <w:pPr>
+        <w:spacing w:after="0" w:line="259" w:lineRule="auto"/>
+        <w:ind w:left="720" w:firstLine="0"/>
+      </w:pPr>
+    </w:p>
+    <w:p>
+      <w:pPr>
+        <w:spacing w:after="0" w:line="259" w:lineRule="auto"/>
+        <w:ind w:left="720" w:firstLine="0"/>
+      </w:pPr>
+    </w:p>
+    <w:p>
+      <w:pPr>
+        <w:spacing w:after="0" w:line="259" w:lineRule="auto"/>
+        <w:ind w:left="720" w:firstLine="0"/>
+      </w:pPr>
+    </w:p>
+    <w:p>
+      <w:pPr>
+        <w:spacing w:after="0" w:line="259" w:lineRule="auto"/>
+        <w:ind w:left="720" w:firstLine="0"/>
+      </w:pPr>
+    </w:p>
+    <w:p>
+      <w:pPr>
+        <w:spacing w:after="0" w:line="259" w:lineRule="auto"/>
+        <w:ind w:left="720" w:firstLine="0"/>
+      </w:pPr>
+    </w:p>
+    <w:p>
+      <w:pPr>
+        <w:spacing w:after="0" w:line="259" w:lineRule="auto"/>
+        <w:ind w:left="720" w:firstLine="0"/>
+      </w:pPr>
+    </w:p>
+    <w:p>
+      <w:pPr>
+        <w:spacing w:after="0" w:line="259" w:lineRule="auto"/>
+        <w:ind w:left="720" w:firstLine="0"/>
+      </w:pPr>
+    </w:p>
+    <w:p>
+      <w:pPr>
+        <w:spacing w:after="0" w:line="259" w:lineRule="auto"/>
+        <w:ind w:left="720" w:firstLine="0"/>
+      </w:pPr>
+    </w:p>
+    <w:p>
+      <w:pPr>
+        <w:spacing w:after="0" w:line="259" w:lineRule="auto"/>
+        <w:ind w:left="720" w:firstLine="0"/>
+      </w:pPr>
+      <w:r>
+        <w:lastRenderedPageBreak/>
+        <w:t xml:space="preserve">Date and Time functions  </w:t>
+      </w:r>
+    </w:p>
+    <w:p>
+      <w:pPr>
+        <w:spacing w:after="0" w:line="259" w:lineRule="auto"/>
+        <w:ind w:left="720" w:firstLine="0"/>
+      </w:pPr>
+      <w:r>
+        <w:rPr>
+          <w:noProof/>
+        </w:rPr>
+        <mc:AlternateContent>
+          <mc:Choice Requires="wpg">
+            <w:drawing>
+              <wp:inline distT="0" distB="0" distL="0" distR="0">
+                <wp:extent cx="5768975" cy="8890"/>
+                <wp:effectExtent l="0" t="0" r="3175" b="635"/>
+                <wp:docPr id="1561257925" name="Group 2"/>
+                <wp:cNvGraphicFramePr>
+                  <a:graphicFrameLocks xmlns:a="http://schemas.openxmlformats.org/drawingml/2006/main"/>
+                </wp:cNvGraphicFramePr>
+                <a:graphic xmlns:a="http://schemas.openxmlformats.org/drawingml/2006/main">
+                  <a:graphicData uri="http://schemas.microsoft.com/office/word/2010/wordprocessingGroup">
+                    <wpg:wgp>
+                      <wpg:cNvGrpSpPr>
+                        <a:grpSpLocks/>
+                      </wpg:cNvGrpSpPr>
+                      <wpg:grpSpPr bwMode="auto">
+                        <a:xfrm>
+                          <a:off x="0" y="0"/>
+                          <a:ext cx="5768975" cy="8890"/>
+                          <a:chOff x="0" y="0"/>
+                          <a:chExt cx="57692" cy="91"/>
+                        </a:xfrm>
+                      </wpg:grpSpPr>
+                      <wps:wsp>
+                        <wps:cNvPr id="968410742" name="Shape 1740"/>
+                        <wps:cNvSpPr>
+                          <a:spLocks/>
+                        </wps:cNvSpPr>
+                        <wps:spPr bwMode="auto">
+                          <a:xfrm>
+                            <a:off x="0" y="0"/>
+                            <a:ext cx="57692" cy="91"/>
+                          </a:xfrm>
+                          <a:custGeom>
+                            <a:avLst/>
+                            <a:gdLst>
+                              <a:gd name="T0" fmla="*/ 0 w 5769229"/>
+                              <a:gd name="T1" fmla="*/ 0 h 9144"/>
+                              <a:gd name="T2" fmla="*/ 5769229 w 5769229"/>
+                              <a:gd name="T3" fmla="*/ 0 h 9144"/>
+                              <a:gd name="T4" fmla="*/ 5769229 w 5769229"/>
+                              <a:gd name="T5" fmla="*/ 9144 h 9144"/>
+                              <a:gd name="T6" fmla="*/ 0 w 5769229"/>
+                              <a:gd name="T7" fmla="*/ 9144 h 9144"/>
+                              <a:gd name="T8" fmla="*/ 0 w 5769229"/>
+                              <a:gd name="T9" fmla="*/ 0 h 9144"/>
+                              <a:gd name="T10" fmla="*/ 0 w 5769229"/>
+                              <a:gd name="T11" fmla="*/ 0 h 9144"/>
+                              <a:gd name="T12" fmla="*/ 5769229 w 5769229"/>
+                              <a:gd name="T13" fmla="*/ 9144 h 9144"/>
+                            </a:gdLst>
+                            <a:ahLst/>
+                            <a:cxnLst>
+                              <a:cxn ang="0">
+                                <a:pos x="T0" y="T1"/>
+                              </a:cxn>
+                              <a:cxn ang="0">
+                                <a:pos x="T2" y="T3"/>
+                              </a:cxn>
+                              <a:cxn ang="0">
+                                <a:pos x="T4" y="T5"/>
+                              </a:cxn>
+                              <a:cxn ang="0">
+                                <a:pos x="T6" y="T7"/>
+                              </a:cxn>
+                              <a:cxn ang="0">
+                                <a:pos x="T8" y="T9"/>
+                              </a:cxn>
+                            </a:cxnLst>
+                            <a:rect l="T10" t="T11" r="T12" b="T13"/>
+                            <a:pathLst>
+                              <a:path w="5769229" h="9144">
+                                <a:moveTo>
+                                  <a:pt x="0" y="0"/>
+                                </a:moveTo>
+                                <a:lnTo>
+                                  <a:pt x="5769229" y="0"/>
+                                </a:lnTo>
+                                <a:lnTo>
+                                  <a:pt x="5769229" y="9144"/>
+                                </a:lnTo>
+                                <a:lnTo>
+                                  <a:pt x="0" y="9144"/>
+                                </a:lnTo>
+                                <a:lnTo>
+                                  <a:pt x="0" y="0"/>
+                                </a:lnTo>
+                              </a:path>
+                            </a:pathLst>
+                          </a:custGeom>
+                          <a:solidFill>
+                            <a:srgbClr val="000000"/>
+                          </a:solidFill>
+                          <a:ln>
+                            <a:noFill/>
+                          </a:ln>
+                          <a:extLst>
+                            <a:ext uri="{91240B29-F687-4F45-9708-019B960494DF}">
+                              <a14:hiddenLine xmlns:a14="http://schemas.microsoft.com/office/drawing/2010/main" w="0">
+                                <a:solidFill>
+                                  <a:srgbClr val="000000"/>
+                                </a:solidFill>
+                                <a:miter lim="127000"/>
+                                <a:headEnd/>
+                                <a:tailEnd/>
+                              </a14:hiddenLine>
+                            </a:ext>
+                          </a:extLst>
+                        </wps:spPr>
+                        <wps:bodyPr rot="0" vert="horz" wrap="square" lIns="91440" tIns="45720" rIns="91440" bIns="45720" anchor="t" anchorCtr="0" upright="1">
+                          <a:noAutofit/>
+                        </wps:bodyPr>
+                      </wps:wsp>
+                    </wpg:wgp>
+                  </a:graphicData>
+                </a:graphic>
+              </wp:inline>
+            </w:drawing>
+          </mc:Choice>
+          <mc:Fallback>
+            <w:pict>
+              <v:group w14:anchorId="1C008ECF" id="Group 2" o:spid="_x0000_s1026" style="width:454.25pt;height:.7pt;mso-position-horizontal-relative:char;mso-position-vertical-relative:line" coordsize="57692,91" o:gfxdata="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">
+                <v:shape id="Shape 1740" o:spid="_x0000_s1027" style="position:absolute;width:57692;height:91;visibility:visible;mso-wrap-style:square;v-text-anchor:top" coordsize="5769229,9144" o:gfxdata="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" path="m,l5769229,r,9144l,9144,,e" fillcolor="black" stroked="f" strokeweight="0">
+                  <v:stroke miterlimit="83231f" joinstyle="miter"/>
+                  <v:path arrowok="t" o:connecttype="custom" o:connectlocs="0,0;57692,0;57692,91;0,91;0,0" o:connectangles="0,0,0,0,0" textboxrect="0,0,5769229,9144"/>
+                </v:shape>
+                <w10:anchorlock/>
+              </v:group>
+            </w:pict>
+          </mc:Fallback>
+        </mc:AlternateContent>
+      </w:r>
+    </w:p>
+    <w:p>
+      <w:pPr>
+        <w:numPr>
+          <w:ilvl w:val="0"/>
+          <w:numId w:val="4"/>
+        </w:numPr>
+        <w:spacing w:after="0" w:line="259" w:lineRule="auto"/>
+      </w:pPr>
+      <w:r>
+        <w:t xml:space="preserve">Write a query to display the first day of the month (in datetime format) three months before the current month.   </w:t>
+      </w:r>
+    </w:p>
+    <w:p>
+      <w:pPr>
+        <w:spacing w:after="0" w:line="259" w:lineRule="auto"/>
+        <w:ind w:left="720" w:firstLine="0"/>
+      </w:pPr>
+      <w:r>
+        <w:t xml:space="preserve">Sample current </w:t>
+      </w:r>
+      <w:proofErr w:type="gramStart"/>
+      <w:r>
+        <w:t>date :</w:t>
+      </w:r>
+      <w:proofErr w:type="gramEnd"/>
+      <w:r>
+        <w:t xml:space="preserve"> 2014-09-03 </w:t>
+      </w:r>
+    </w:p>
+    <w:p>
+      <w:pPr>
+        <w:spacing w:after="0" w:line="259" w:lineRule="auto"/>
+        <w:ind w:left="720" w:firstLine="0"/>
+      </w:pPr>
+      <w:r>
+        <w:t xml:space="preserve">Expected </w:t>
+      </w:r>
+      <w:proofErr w:type="gramStart"/>
+      <w:r>
+        <w:t>result :</w:t>
+      </w:r>
+      <w:proofErr w:type="gramEnd"/>
+      <w:r>
+        <w:t xml:space="preserve"> 2014-06-01 </w:t>
+      </w:r>
+    </w:p>
+    <w:p>
+      <w:pPr>
+        <w:spacing w:after="0" w:line="259" w:lineRule="auto"/>
+        <w:ind w:left="720" w:firstLine="0"/>
+      </w:pPr>
+      <w:r>
+        <w:rPr>
+          <w:noProof/>
+        </w:rPr>
+        <w:drawing>
+          <wp:inline distT="0" distB="0" distL="0" distR="0" wp14:anchorId="1285CC1F" wp14:editId="2C7ECF04">
+            <wp:extent cx="5728335" cy="850900"/>
+            <wp:effectExtent l="0" t="0" r="5715" b="6350"/>
+            <wp:docPr id="210191410" name="Picture 1"/>
+            <wp:cNvGraphicFramePr>
+              <a:graphicFrameLocks xmlns:a="http://schemas.openxmlformats.org/drawingml/2006/main" noChangeAspect="1"/>
+            </wp:cNvGraphicFramePr>
+            <a:graphic xmlns:a="http://schemas.openxmlformats.org/drawingml/2006/main">
+              <a:graphicData uri="http://schemas.openxmlformats.org/drawingml/2006/picture">
+                <pic:pic xmlns:pic="http://schemas.openxmlformats.org/drawingml/2006/picture">
+                  <pic:nvPicPr>
+                    <pic:cNvPr id="210191410" name=""/>
+                    <pic:cNvPicPr/>
+                  </pic:nvPicPr>
+                  <pic:blipFill>
+                    <a:blip r:embed="rId33"/>
+                    <a:stretch>
+                      <a:fillRect/>
+                    </a:stretch>
+                  </pic:blipFill>
+                  <pic:spPr>
+                    <a:xfrm>
+                      <a:off x="0" y="0"/>
+                      <a:ext cx="5728335" cy="850900"/>
+                    </a:xfrm>
+                    <a:prstGeom prst="rect">
+                      <a:avLst/>
+                    </a:prstGeom>
+                  </pic:spPr>
+                </pic:pic>
+              </a:graphicData>
+            </a:graphic>
+          </wp:inline>
+        </w:drawing>
+      </w:r>
+    </w:p>
+    <w:p>
+      <w:pPr>
+        <w:numPr>
+          <w:ilvl w:val="0"/>
+          <w:numId w:val="4"/>
+        </w:numPr>
+        <w:spacing w:after="0" w:line="259" w:lineRule="auto"/>
+      </w:pPr>
+      <w:r>
+        <w:t xml:space="preserve">Write a query to display the last day of the month (in datetime format) three months before the current month.   </w:t>
+      </w:r>
+    </w:p>
+    <w:p>
+      <w:pPr>
+        <w:spacing w:after="0" w:line="259" w:lineRule="auto"/>
+        <w:ind w:left="432" w:firstLine="0"/>
+      </w:pPr>
+      <w:r>
+        <w:rPr>
+          <w:noProof/>
+        </w:rPr>
+        <w:drawing>
+          <wp:inline distT="0" distB="0" distL="0" distR="0" wp14:anchorId="78BF3929" wp14:editId="208E5297">
+            <wp:extent cx="5302250" cy="945130"/>
+            <wp:effectExtent l="0" t="0" r="0" b="7620"/>
+            <wp:docPr id="966999177" name="Picture 1"/>
+            <wp:cNvGraphicFramePr>
+              <a:graphicFrameLocks xmlns:a="http://schemas.openxmlformats.org/drawingml/2006/main" noChangeAspect="1"/>
+            </wp:cNvGraphicFramePr>
+            <a:graphic xmlns:a="http://schemas.openxmlformats.org/drawingml/2006/main">
+              <a:graphicData uri="http://schemas.openxmlformats.org/drawingml/2006/picture">
+                <pic:pic xmlns:pic="http://schemas.openxmlformats.org/drawingml/2006/picture">
+                  <pic:nvPicPr>
+                    <pic:cNvPr id="966999177" name=""/>
+                    <pic:cNvPicPr/>
+                  </pic:nvPicPr>
+                  <pic:blipFill>
+                    <a:blip r:embed="rId34"/>
+                    <a:stretch>
+                      <a:fillRect/>
+                    </a:stretch>
+                  </pic:blipFill>
+                  <pic:spPr>
+                    <a:xfrm>
+                      <a:off x="0" y="0"/>
+                      <a:ext cx="5345380" cy="952818"/>
+                    </a:xfrm>
+                    <a:prstGeom prst="rect">
+                      <a:avLst/>
+                    </a:prstGeom>
+                  </pic:spPr>
+                </pic:pic>
+              </a:graphicData>
+            </a:graphic>
+          </wp:inline>
+        </w:drawing>
+      </w:r>
+    </w:p>
+    <w:p>
+      <w:pPr>
+        <w:numPr>
+          <w:ilvl w:val="0"/>
+          <w:numId w:val="4"/>
+        </w:numPr>
+        <w:spacing w:after="0" w:line="259" w:lineRule="auto"/>
+      </w:pPr>
+      <w:r>
+        <w:t xml:space="preserve">Write a query to get the distinct Mondays from </w:t>
+      </w:r>
+      <w:proofErr w:type="spellStart"/>
+      <w:r>
+        <w:t>hiredate</w:t>
+      </w:r>
+      <w:proofErr w:type="spellEnd"/>
+      <w:r>
+        <w:t xml:space="preserve"> in emp tables.   </w:t>
+      </w:r>
+    </w:p>
+    <w:p>
+      <w:pPr>
+        <w:pStyle w:val="ListParagraph"/>
+      </w:pPr>
+      <w:r>
+        <w:rPr>
+          <w:noProof/>
+        </w:rPr>
+        <w:drawing>
+          <wp:inline distT="0" distB="0" distL="0" distR="0" wp14:anchorId="2DAE469B" wp14:editId="0B7BC679">
+            <wp:extent cx="5080000" cy="1241703"/>
+            <wp:effectExtent l="0" t="0" r="6350" b="0"/>
+            <wp:docPr id="1985158578" name="Picture 1"/>
+            <wp:cNvGraphicFramePr>
+              <a:graphicFrameLocks xmlns:a="http://schemas.openxmlformats.org/drawingml/2006/main" noChangeAspect="1"/>
+            </wp:cNvGraphicFramePr>
+            <a:graphic xmlns:a="http://schemas.openxmlformats.org/drawingml/2006/main">
+              <a:graphicData uri="http://schemas.openxmlformats.org/drawingml/2006/picture">
+                <pic:pic xmlns:pic="http://schemas.openxmlformats.org/drawingml/2006/picture">
+                  <pic:nvPicPr>
+                    <pic:cNvPr id="1985158578" name=""/>
+                    <pic:cNvPicPr/>
+                  </pic:nvPicPr>
+                  <pic:blipFill>
+                    <a:blip r:embed="rId35"/>
+                    <a:stretch>
+                      <a:fillRect/>
+                    </a:stretch>
+                  </pic:blipFill>
+                  <pic:spPr>
+                    <a:xfrm>
+                      <a:off x="0" y="0"/>
+                      <a:ext cx="5114050" cy="1250026"/>
+                    </a:xfrm>
+                    <a:prstGeom prst="rect">
+                      <a:avLst/>
+                    </a:prstGeom>
+                  </pic:spPr>
+                </pic:pic>
+              </a:graphicData>
+            </a:graphic>
+          </wp:inline>
+        </w:drawing>
+      </w:r>
+    </w:p>
+    <w:p>
+      <w:pPr>
+        <w:spacing w:after="0" w:line="259" w:lineRule="auto"/>
+        <w:ind w:left="432" w:firstLine="0"/>
+      </w:pPr>
+    </w:p>
+    <w:p>
+      <w:pPr>
+        <w:numPr>
+          <w:ilvl w:val="0"/>
+          <w:numId w:val="4"/>
+        </w:numPr>
+        <w:spacing w:after="0" w:line="259" w:lineRule="auto"/>
+      </w:pPr>
+      <w:r>
+        <w:t xml:space="preserve">Write a query to get the first day of the current year.   </w:t>
+      </w:r>
+    </w:p>
+    <w:p>
+      <w:pPr>
+        <w:spacing w:after="0" w:line="259" w:lineRule="auto"/>
+        <w:ind w:left="720" w:firstLine="0"/>
+      </w:pPr>
+      <w:r>
+        <w:rPr>
+          <w:noProof/>
+        </w:rPr>
+        <w:drawing>
+          <wp:inline distT="0" distB="0" distL="0" distR="0" wp14:anchorId="7602A704" wp14:editId="70CB5337">
+            <wp:extent cx="5181600" cy="1115471"/>
+            <wp:effectExtent l="0" t="0" r="0" b="8890"/>
+            <wp:docPr id="870540369" name="Picture 1"/>
+            <wp:cNvGraphicFramePr>
+              <a:graphicFrameLocks xmlns:a="http://schemas.openxmlformats.org/drawingml/2006/main" noChangeAspect="1"/>
+            </wp:cNvGraphicFramePr>
+            <a:graphic xmlns:a="http://schemas.openxmlformats.org/drawingml/2006/main">
+              <a:graphicData uri="http://schemas.openxmlformats.org/drawingml/2006/picture">
+                <pic:pic xmlns:pic="http://schemas.openxmlformats.org/drawingml/2006/picture">
+                  <pic:nvPicPr>
+                    <pic:cNvPr id="870540369" name=""/>
+                    <pic:cNvPicPr/>
+                  </pic:nvPicPr>
+                  <pic:blipFill>
+                    <a:blip r:embed="rId36"/>
+                    <a:stretch>
+                      <a:fillRect/>
+                    </a:stretch>
+                  </pic:blipFill>
+                  <pic:spPr>
+                    <a:xfrm>
+                      <a:off x="0" y="0"/>
+                      <a:ext cx="5218074" cy="1123323"/>
+                    </a:xfrm>
+                    <a:prstGeom prst="rect">
+                      <a:avLst/>
+                    </a:prstGeom>
+                  </pic:spPr>
+                </pic:pic>
+              </a:graphicData>
+            </a:graphic>
+          </wp:inline>
+        </w:drawing>
+      </w:r>
+    </w:p>
+    <w:p>
+      <w:pPr>
+        <w:numPr>
+          <w:ilvl w:val="0"/>
+          <w:numId w:val="4"/>
+        </w:numPr>
+        <w:spacing w:after="0" w:line="259" w:lineRule="auto"/>
+      </w:pPr>
+      <w:r>
+        <w:t xml:space="preserve">Write a query to get the last day of the current year. </w:t>
+      </w:r>
+    </w:p>
+    <w:p>
+      <w:pPr>
+        <w:spacing w:after="0" w:line="259" w:lineRule="auto"/>
+        <w:ind w:left="432" w:firstLine="0"/>
+      </w:pPr>
+      <w:r>
+        <w:rPr>
+          <w:noProof/>
+        </w:rPr>
+        <w:drawing>
+          <wp:inline distT="0" distB="0" distL="0" distR="0" wp14:anchorId="143BC5FA" wp14:editId="733E0FA4">
+            <wp:extent cx="5130800" cy="1183024"/>
+            <wp:effectExtent l="0" t="0" r="0" b="0"/>
+            <wp:docPr id="1427574630" name="Picture 1"/>
+            <wp:cNvGraphicFramePr>
+              <a:graphicFrameLocks xmlns:a="http://schemas.openxmlformats.org/drawingml/2006/main" noChangeAspect="1"/>
+            </wp:cNvGraphicFramePr>
+            <a:graphic xmlns:a="http://schemas.openxmlformats.org/drawingml/2006/main">
+              <a:graphicData uri="http://schemas.openxmlformats.org/drawingml/2006/picture">
+                <pic:pic xmlns:pic="http://schemas.openxmlformats.org/drawingml/2006/picture">
+                  <pic:nvPicPr>
+                    <pic:cNvPr id="1427574630" name=""/>
+                    <pic:cNvPicPr/>
+                  </pic:nvPicPr>
+                  <pic:blipFill>
+                    <a:blip r:embed="rId37"/>
+                    <a:stretch>
+                      <a:fillRect/>
+                    </a:stretch>
+                  </pic:blipFill>
+                  <pic:spPr>
+                    <a:xfrm>
+                      <a:off x="0" y="0"/>
+                      <a:ext cx="5162018" cy="1190222"/>
+                    </a:xfrm>
+                    <a:prstGeom prst="rect">
+                      <a:avLst/>
+                    </a:prstGeom>
+                  </pic:spPr>
+                </pic:pic>
+              </a:graphicData>
+            </a:graphic>
+          </wp:inline>
+        </w:drawing>
+      </w:r>
+    </w:p>
+    <w:p>
+      <w:pPr>
+        <w:spacing w:after="0" w:line="259" w:lineRule="auto"/>
+        <w:ind w:left="432" w:firstLine="0"/>
+      </w:pPr>
+    </w:p>
+    <w:p>
+      <w:pPr>
+        <w:spacing w:after="0" w:line="259" w:lineRule="auto"/>
+        <w:ind w:left="432" w:firstLine="0"/>
+      </w:pPr>
+    </w:p>
+    <w:p>
+      <w:pPr>
+        <w:spacing w:after="0" w:line="259" w:lineRule="auto"/>
+        <w:ind w:left="432" w:firstLine="0"/>
+      </w:pPr>
+    </w:p>
+    <w:p>
+      <w:pPr>
+        <w:spacing w:after="0" w:line="259" w:lineRule="auto"/>
+        <w:ind w:left="432" w:firstLine="0"/>
+      </w:pPr>
+      <w:r>
+        <w:t xml:space="preserve">  </w:t>
+      </w:r>
+    </w:p>
+    <w:p>
+      <w:pPr>
+        <w:numPr>
+          <w:ilvl w:val="0"/>
+          <w:numId w:val="4"/>
+        </w:numPr>
+        <w:spacing w:after="0" w:line="259" w:lineRule="auto"/>
+      </w:pPr>
+      <w:r>
+        <w:lastRenderedPageBreak/>
+        <w:t xml:space="preserve">Write a query to calculate your age in year.   </w:t>
+      </w:r>
+    </w:p>
+    <w:p>
+      <w:pPr>
+        <w:spacing w:after="0" w:line="259" w:lineRule="auto"/>
+        <w:ind w:left="432" w:firstLine="0"/>
+      </w:pPr>
+      <w:r>
+        <w:t xml:space="preserve">      </w:t>
+      </w:r>
+      <w:r>
+        <w:rPr>
+          <w:noProof/>
+        </w:rPr>
+        <w:drawing>
+          <wp:inline distT="0" distB="0" distL="0" distR="0" wp14:anchorId="5696B7DF" wp14:editId="21A22150">
+            <wp:extent cx="5245100" cy="1105884"/>
+            <wp:effectExtent l="0" t="0" r="0" b="0"/>
+            <wp:docPr id="283065776" name="Picture 1"/>
+            <wp:cNvGraphicFramePr>
+              <a:graphicFrameLocks xmlns:a="http://schemas.openxmlformats.org/drawingml/2006/main" noChangeAspect="1"/>
+            </wp:cNvGraphicFramePr>
+            <a:graphic xmlns:a="http://schemas.openxmlformats.org/drawingml/2006/main">
+              <a:graphicData uri="http://schemas.openxmlformats.org/drawingml/2006/picture">
+                <pic:pic xmlns:pic="http://schemas.openxmlformats.org/drawingml/2006/picture">
+                  <pic:nvPicPr>
+                    <pic:cNvPr id="283065776" name=""/>
+                    <pic:cNvPicPr/>
+                  </pic:nvPicPr>
+                  <pic:blipFill>
+                    <a:blip r:embed="rId38"/>
+                    <a:stretch>
+                      <a:fillRect/>
+                    </a:stretch>
+                  </pic:blipFill>
+                  <pic:spPr>
+                    <a:xfrm>
+                      <a:off x="0" y="0"/>
+                      <a:ext cx="5262839" cy="1109624"/>
+                    </a:xfrm>
+                    <a:prstGeom prst="rect">
+                      <a:avLst/>
+                    </a:prstGeom>
+                  </pic:spPr>
+                </pic:pic>
+              </a:graphicData>
+            </a:graphic>
+          </wp:inline>
+        </w:drawing>
+      </w:r>
+    </w:p>
+    <w:p>
+      <w:pPr>
+        <w:spacing w:after="0" w:line="259" w:lineRule="auto"/>
+        <w:ind w:left="432" w:firstLine="0"/>
+      </w:pPr>
+    </w:p>
+    <w:p>
+      <w:pPr>
+        <w:spacing w:after="0" w:line="259" w:lineRule="auto"/>
+        <w:ind w:left="432" w:firstLine="0"/>
+      </w:pPr>
+    </w:p>
+    <w:p>
+      <w:pPr>
+        <w:numPr>
+          <w:ilvl w:val="0"/>
+          <w:numId w:val="4"/>
+        </w:numPr>
+        <w:spacing w:after="0" w:line="259" w:lineRule="auto"/>
+      </w:pPr>
+      <w:r>
+        <w:t xml:space="preserve">Write a query to get the current date in the following format.   </w:t>
+      </w:r>
+    </w:p>
+    <w:p>
+      <w:pPr>
+        <w:spacing w:after="0" w:line="259" w:lineRule="auto"/>
+        <w:ind w:left="720" w:firstLine="0"/>
+      </w:pPr>
+      <w:r>
+        <w:t xml:space="preserve">Sample </w:t>
+      </w:r>
+      <w:proofErr w:type="gramStart"/>
+      <w:r>
+        <w:t>date :</w:t>
+      </w:r>
+      <w:proofErr w:type="gramEnd"/>
+      <w:r>
+        <w:t xml:space="preserve"> 04-sep-2014 </w:t>
+      </w:r>
+    </w:p>
+    <w:p>
+      <w:pPr>
+        <w:spacing w:after="0" w:line="259" w:lineRule="auto"/>
+        <w:ind w:left="720" w:firstLine="0"/>
+      </w:pPr>
+      <w:proofErr w:type="gramStart"/>
+      <w:r>
+        <w:t>Output :</w:t>
+      </w:r>
+      <w:proofErr w:type="gramEnd"/>
+      <w:r>
+        <w:t xml:space="preserve"> September 4, 2014</w:t>
+      </w:r>
+    </w:p>
+    <w:p>
+      <w:pPr>
+        <w:spacing w:after="0" w:line="259" w:lineRule="auto"/>
+        <w:ind w:left="720" w:firstLine="0"/>
+      </w:pPr>
+      <w:r>
+        <w:rPr>
+          <w:noProof/>
+        </w:rPr>
+        <w:drawing>
+          <wp:inline distT="0" distB="0" distL="0" distR="0" wp14:anchorId="5F6CFDE5" wp14:editId="18AE61EF">
+            <wp:extent cx="4591050" cy="1147635"/>
+            <wp:effectExtent l="0" t="0" r="0" b="0"/>
+            <wp:docPr id="459028611" name="Picture 1"/>
+            <wp:cNvGraphicFramePr>
+              <a:graphicFrameLocks xmlns:a="http://schemas.openxmlformats.org/drawingml/2006/main" noChangeAspect="1"/>
+            </wp:cNvGraphicFramePr>
+            <a:graphic xmlns:a="http://schemas.openxmlformats.org/drawingml/2006/main">
+              <a:graphicData uri="http://schemas.openxmlformats.org/drawingml/2006/picture">
+                <pic:pic xmlns:pic="http://schemas.openxmlformats.org/drawingml/2006/picture">
+                  <pic:nvPicPr>
+                    <pic:cNvPr id="459028611" name=""/>
+                    <pic:cNvPicPr/>
+                  </pic:nvPicPr>
+                  <pic:blipFill>
+                    <a:blip r:embed="rId39"/>
+                    <a:stretch>
+                      <a:fillRect/>
+                    </a:stretch>
+                  </pic:blipFill>
+                  <pic:spPr>
+                    <a:xfrm>
+                      <a:off x="0" y="0"/>
+                      <a:ext cx="4627780" cy="1156817"/>
+                    </a:xfrm>
+                    <a:prstGeom prst="rect">
+                      <a:avLst/>
+                    </a:prstGeom>
+                  </pic:spPr>
+                </pic:pic>
+              </a:graphicData>
+            </a:graphic>
+          </wp:inline>
+        </w:drawing>
+      </w:r>
+      <w:r>
+        <w:t xml:space="preserve"> </w:t>
+      </w:r>
+    </w:p>
+    <w:p>
+      <w:pPr>
+        <w:spacing w:after="0" w:line="259" w:lineRule="auto"/>
+      </w:pPr>
+    </w:p>
+    <w:p>
+      <w:pPr>
+        <w:numPr>
+          <w:ilvl w:val="0"/>
+          <w:numId w:val="4"/>
+        </w:numPr>
+        <w:spacing w:after="0" w:line="259" w:lineRule="auto"/>
+      </w:pPr>
+      <w:r>
+        <w:t xml:space="preserve">Write a query to get the current date in Thursday September 2014 format.   Thursday September 2014 </w:t>
+      </w:r>
+    </w:p>
+    <w:p>
+      <w:pPr>
+        <w:spacing w:after="0" w:line="259" w:lineRule="auto"/>
+        <w:ind w:left="432" w:firstLine="0"/>
+      </w:pPr>
+      <w:r>
+        <w:rPr>
+          <w:noProof/>
+        </w:rPr>
+        <w:drawing>
+          <wp:inline distT="0" distB="0" distL="0" distR="0" wp14:anchorId="79404B19" wp14:editId="7EDF82D0">
+            <wp:extent cx="5029200" cy="1242108"/>
+            <wp:effectExtent l="0" t="0" r="0" b="0"/>
+            <wp:docPr id="1535922502" name="Picture 1"/>
+            <wp:cNvGraphicFramePr>
+              <a:graphicFrameLocks xmlns:a="http://schemas.openxmlformats.org/drawingml/2006/main" noChangeAspect="1"/>
+            </wp:cNvGraphicFramePr>
+            <a:graphic xmlns:a="http://schemas.openxmlformats.org/drawingml/2006/main">
+              <a:graphicData uri="http://schemas.openxmlformats.org/drawingml/2006/picture">
+                <pic:pic xmlns:pic="http://schemas.openxmlformats.org/drawingml/2006/picture">
+                  <pic:nvPicPr>
+                    <pic:cNvPr id="1535922502" name=""/>
+                    <pic:cNvPicPr/>
+                  </pic:nvPicPr>
+                  <pic:blipFill>
+                    <a:blip r:embed="rId40"/>
+                    <a:stretch>
+                      <a:fillRect/>
+                    </a:stretch>
+                  </pic:blipFill>
+                  <pic:spPr>
+                    <a:xfrm>
+                      <a:off x="0" y="0"/>
+                      <a:ext cx="5055717" cy="1248657"/>
+                    </a:xfrm>
+                    <a:prstGeom prst="rect">
+                      <a:avLst/>
+                    </a:prstGeom>
+                  </pic:spPr>
+                </pic:pic>
+              </a:graphicData>
+            </a:graphic>
+          </wp:inline>
+        </w:drawing>
+      </w:r>
+    </w:p>
+    <w:p>
+      <w:pPr>
+        <w:spacing w:after="0" w:line="259" w:lineRule="auto"/>
+        <w:ind w:left="432" w:firstLine="0"/>
+      </w:pPr>
+    </w:p>
+    <w:p>
+      <w:pPr>
+        <w:numPr>
+          <w:ilvl w:val="0"/>
+          <w:numId w:val="4"/>
+        </w:numPr>
+        <w:spacing w:after="0" w:line="259" w:lineRule="auto"/>
+      </w:pPr>
+      <w:r>
+        <w:t xml:space="preserve">Write a query to extract the year from the current date. </w:t>
+      </w:r>
+    </w:p>
+    <w:p>
+      <w:pPr>
+        <w:pStyle w:val="ListParagraph"/>
+      </w:pPr>
+      <w:r>
+        <w:rPr>
+          <w:noProof/>
+        </w:rPr>
+        <w:drawing>
+          <wp:inline distT="0" distB="0" distL="0" distR="0" wp14:anchorId="6839EF65" wp14:editId="37F33ACA">
+            <wp:extent cx="4813300" cy="1172778"/>
+            <wp:effectExtent l="0" t="0" r="6350" b="8890"/>
+            <wp:docPr id="1536899919" name="Picture 1"/>
+            <wp:cNvGraphicFramePr>
+              <a:graphicFrameLocks xmlns:a="http://schemas.openxmlformats.org/drawingml/2006/main" noChangeAspect="1"/>
+            </wp:cNvGraphicFramePr>
+            <a:graphic xmlns:a="http://schemas.openxmlformats.org/drawingml/2006/main">
+              <a:graphicData uri="http://schemas.openxmlformats.org/drawingml/2006/picture">
+                <pic:pic xmlns:pic="http://schemas.openxmlformats.org/drawingml/2006/picture">
+                  <pic:nvPicPr>
+                    <pic:cNvPr id="1536899919" name=""/>
+                    <pic:cNvPicPr/>
+                  </pic:nvPicPr>
+                  <pic:blipFill>
+                    <a:blip r:embed="rId41"/>
+                    <a:stretch>
+                      <a:fillRect/>
+                    </a:stretch>
+                  </pic:blipFill>
+                  <pic:spPr>
+                    <a:xfrm>
+                      <a:off x="0" y="0"/>
+                      <a:ext cx="4846051" cy="1180758"/>
+                    </a:xfrm>
+                    <a:prstGeom prst="rect">
+                      <a:avLst/>
+                    </a:prstGeom>
+                  </pic:spPr>
+                </pic:pic>
+              </a:graphicData>
+            </a:graphic>
+          </wp:inline>
+        </w:drawing>
+      </w:r>
+    </w:p>
+    <w:p>
+      <w:pPr>
+        <w:spacing w:after="0" w:line="259" w:lineRule="auto"/>
+        <w:ind w:left="432" w:firstLine="0"/>
+      </w:pPr>
+      <w:r>
+        <w:t xml:space="preserve">  </w:t>
+      </w:r>
+    </w:p>
+    <w:p>
+      <w:pPr>
+        <w:spacing w:after="0" w:line="259" w:lineRule="auto"/>
+        <w:ind w:left="432" w:firstLine="0"/>
+      </w:pPr>
+    </w:p>
+    <w:p>
+      <w:pPr>
+        <w:numPr>
+          <w:ilvl w:val="0"/>
+          <w:numId w:val="4"/>
+        </w:numPr>
+        <w:spacing w:after="0" w:line="259" w:lineRule="auto"/>
+      </w:pPr>
+      <w:r>
+        <w:t>Write a query to get the first name and hire date from employees table where hire date between '1987-06-01' and '1987-07-30'</w:t>
+      </w:r>
+    </w:p>
+    <w:p>
+      <w:pPr>
+        <w:spacing w:after="0" w:line="259" w:lineRule="auto"/>
+        <w:ind w:left="432" w:firstLine="0"/>
+      </w:pPr>
+      <w:r>
+        <w:t xml:space="preserve">   </w:t>
+      </w:r>
+      <w:r>
+        <w:rPr>
+          <w:noProof/>
+        </w:rPr>
+        <w:drawing>
+          <wp:inline distT="0" distB="0" distL="0" distR="0" wp14:anchorId="4FB51393" wp14:editId="6A2D537B">
+            <wp:extent cx="5728335" cy="624840"/>
+            <wp:effectExtent l="0" t="0" r="5715" b="3810"/>
+            <wp:docPr id="1975821855" name="Picture 1"/>
+            <wp:cNvGraphicFramePr>
+              <a:graphicFrameLocks xmlns:a="http://schemas.openxmlformats.org/drawingml/2006/main" noChangeAspect="1"/>
+            </wp:cNvGraphicFramePr>
+            <a:graphic xmlns:a="http://schemas.openxmlformats.org/drawingml/2006/main">
+              <a:graphicData uri="http://schemas.openxmlformats.org/drawingml/2006/picture">
+                <pic:pic xmlns:pic="http://schemas.openxmlformats.org/drawingml/2006/picture">
+                  <pic:nvPicPr>
+                    <pic:cNvPr id="1975821855" name=""/>
+                    <pic:cNvPicPr/>
+                  </pic:nvPicPr>
+                  <pic:blipFill>
+                    <a:blip r:embed="rId42"/>
+                    <a:stretch>
+                      <a:fillRect/>
+                    </a:stretch>
+                  </pic:blipFill>
+                  <pic:spPr>
+                    <a:xfrm>
+                      <a:off x="0" y="0"/>
+                      <a:ext cx="5728335" cy="624840"/>
+                    </a:xfrm>
+                    <a:prstGeom prst="rect">
+                      <a:avLst/>
+                    </a:prstGeom>
+                  </pic:spPr>
+                </pic:pic>
+              </a:graphicData>
+            </a:graphic>
+          </wp:inline>
+        </w:drawing>
+      </w:r>
+    </w:p>
+    <w:p>
+      <w:pPr>
+        <w:numPr>
+          <w:ilvl w:val="0"/>
+          <w:numId w:val="4"/>
+        </w:numPr>
+        <w:spacing w:after="0" w:line="259" w:lineRule="auto"/>
+      </w:pPr>
+      <w:r>
+        <w:lastRenderedPageBreak/>
+        <w:t xml:space="preserve">Write a query to display the current date in the following format.   Sample output: Thursday 4th September 2014 00:00:00 </w:t>
+      </w:r>
+    </w:p>
+    <w:p>
+      <w:pPr>
+        <w:pStyle w:val="ListParagraph"/>
+      </w:pPr>
+      <w:r>
+        <w:rPr>
+          <w:noProof/>
+        </w:rPr>
+        <w:drawing>
+          <wp:inline distT="0" distB="0" distL="0" distR="0" wp14:anchorId="3B6AEBAF" wp14:editId="371F06DC">
+            <wp:extent cx="5728335" cy="1034415"/>
+            <wp:effectExtent l="0" t="0" r="5715" b="0"/>
+            <wp:docPr id="1804336107" name="Picture 1"/>
+            <wp:cNvGraphicFramePr>
+              <a:graphicFrameLocks xmlns:a="http://schemas.openxmlformats.org/drawingml/2006/main" noChangeAspect="1"/>
+            </wp:cNvGraphicFramePr>
+            <a:graphic xmlns:a="http://schemas.openxmlformats.org/drawingml/2006/main">
+              <a:graphicData uri="http://schemas.openxmlformats.org/drawingml/2006/picture">
+                <pic:pic xmlns:pic="http://schemas.openxmlformats.org/drawingml/2006/picture">
+                  <pic:nvPicPr>
+                    <pic:cNvPr id="1804336107" name=""/>
+                    <pic:cNvPicPr/>
+                  </pic:nvPicPr>
+                  <pic:blipFill>
+                    <a:blip r:embed="rId43"/>
+                    <a:stretch>
+                      <a:fillRect/>
+                    </a:stretch>
+                  </pic:blipFill>
+                  <pic:spPr>
+                    <a:xfrm>
+                      <a:off x="0" y="0"/>
+                      <a:ext cx="5728335" cy="1034415"/>
+                    </a:xfrm>
+                    <a:prstGeom prst="rect">
+                      <a:avLst/>
+                    </a:prstGeom>
+                  </pic:spPr>
+                </pic:pic>
+              </a:graphicData>
+            </a:graphic>
+          </wp:inline>
+        </w:drawing>
+      </w:r>
+    </w:p>
+    <w:p>
+      <w:pPr>
+        <w:spacing w:after="0" w:line="259" w:lineRule="auto"/>
+        <w:ind w:left="432" w:firstLine="0"/>
+      </w:pPr>
+    </w:p>
+    <w:p>
+      <w:pPr>
+        <w:numPr>
+          <w:ilvl w:val="0"/>
+          <w:numId w:val="4"/>
+        </w:numPr>
+        <w:spacing w:after="0" w:line="259" w:lineRule="auto"/>
+      </w:pPr>
+      <w:r>
+        <w:t xml:space="preserve">Write a query to display the current date in the following format.   Sample output: 05/09/2014 </w:t>
+      </w:r>
+    </w:p>
+    <w:p>
+      <w:pPr>
+        <w:spacing w:after="0" w:line="259" w:lineRule="auto"/>
+        <w:ind w:left="720" w:firstLine="0"/>
+      </w:pPr>
+      <w:r>
+        <w:rPr>
+          <w:noProof/>
+        </w:rPr>
+        <w:drawing>
+          <wp:inline distT="0" distB="0" distL="0" distR="0" wp14:anchorId="6D69927B" wp14:editId="49212CC5">
+            <wp:extent cx="5099050" cy="1287622"/>
+            <wp:effectExtent l="0" t="0" r="6350" b="8255"/>
+            <wp:docPr id="1506326003" name="Picture 1"/>
+            <wp:cNvGraphicFramePr>
+              <a:graphicFrameLocks xmlns:a="http://schemas.openxmlformats.org/drawingml/2006/main" noChangeAspect="1"/>
+            </wp:cNvGraphicFramePr>
+            <a:graphic xmlns:a="http://schemas.openxmlformats.org/drawingml/2006/main">
+              <a:graphicData uri="http://schemas.openxmlformats.org/drawingml/2006/picture">
+                <pic:pic xmlns:pic="http://schemas.openxmlformats.org/drawingml/2006/picture">
+                  <pic:nvPicPr>
+                    <pic:cNvPr id="1506326003" name=""/>
+                    <pic:cNvPicPr/>
+                  </pic:nvPicPr>
+                  <pic:blipFill>
+                    <a:blip r:embed="rId44"/>
+                    <a:stretch>
+                      <a:fillRect/>
+                    </a:stretch>
+                  </pic:blipFill>
+                  <pic:spPr>
+                    <a:xfrm>
+                      <a:off x="0" y="0"/>
+                      <a:ext cx="5125133" cy="1294208"/>
+                    </a:xfrm>
+                    <a:prstGeom prst="rect">
+                      <a:avLst/>
+                    </a:prstGeom>
+                  </pic:spPr>
+                </pic:pic>
+              </a:graphicData>
+            </a:graphic>
+          </wp:inline>
+        </w:drawing>
+      </w:r>
+    </w:p>
+    <w:p>
+      <w:pPr>
+        <w:numPr>
+          <w:ilvl w:val="0"/>
+          <w:numId w:val="4"/>
+        </w:numPr>
+        <w:spacing w:after="0" w:line="259" w:lineRule="auto"/>
+      </w:pPr>
+      <w:r>
+        <w:t>Write a query to display the current date in the following format.   Sample output: 12:00 AM Sep 5, 2014</w:t>
+      </w:r>
+    </w:p>
+    <w:p>
+      <w:pPr>
+        <w:pStyle w:val="ListParagraph"/>
+      </w:pPr>
+      <w:r>
+        <w:rPr>
+          <w:noProof/>
+        </w:rPr>
+        <w:drawing>
+          <wp:inline distT="0" distB="0" distL="0" distR="0" wp14:anchorId="5CFFF955" wp14:editId="51713644">
+            <wp:extent cx="5175250" cy="1414144"/>
+            <wp:effectExtent l="0" t="0" r="6350" b="0"/>
+            <wp:docPr id="42735957" name="Picture 1"/>
+            <wp:cNvGraphicFramePr>
+              <a:graphicFrameLocks xmlns:a="http://schemas.openxmlformats.org/drawingml/2006/main" noChangeAspect="1"/>
+            </wp:cNvGraphicFramePr>
+            <a:graphic xmlns:a="http://schemas.openxmlformats.org/drawingml/2006/main">
+              <a:graphicData uri="http://schemas.openxmlformats.org/drawingml/2006/picture">
+                <pic:pic xmlns:pic="http://schemas.openxmlformats.org/drawingml/2006/picture">
+                  <pic:nvPicPr>
+                    <pic:cNvPr id="42735957" name=""/>
+                    <pic:cNvPicPr/>
+                  </pic:nvPicPr>
+                  <pic:blipFill>
+                    <a:blip r:embed="rId45"/>
+                    <a:stretch>
+                      <a:fillRect/>
+                    </a:stretch>
+                  </pic:blipFill>
+                  <pic:spPr>
+                    <a:xfrm>
+                      <a:off x="0" y="0"/>
+                      <a:ext cx="5190239" cy="1418240"/>
+                    </a:xfrm>
+                    <a:prstGeom prst="rect">
+                      <a:avLst/>
+                    </a:prstGeom>
+                  </pic:spPr>
+                </pic:pic>
+              </a:graphicData>
+            </a:graphic>
+          </wp:inline>
+        </w:drawing>
+      </w:r>
+    </w:p>
+    <w:p>
+      <w:pPr>
+        <w:spacing w:after="0" w:line="259" w:lineRule="auto"/>
+        <w:ind w:left="432" w:firstLine="0"/>
+      </w:pPr>
+      <w:r>
+        <w:t xml:space="preserve"> </w:t>
+      </w:r>
+    </w:p>
+    <w:p>
+      <w:pPr>
+        <w:spacing w:after="0" w:line="259" w:lineRule="auto"/>
+        <w:ind w:left="0" w:firstLine="0"/>
+      </w:pPr>
+    </w:p>
+    <w:p>
+      <w:pPr>
+        <w:numPr>
+          <w:ilvl w:val="0"/>
+          <w:numId w:val="4"/>
+        </w:numPr>
+        <w:spacing w:after="0" w:line="259" w:lineRule="auto"/>
+      </w:pPr>
+      <w:r>
+        <w:t xml:space="preserve">Write a query to get the employees who joined in the month of June.   </w:t>
+      </w:r>
+    </w:p>
+    <w:p>
+      <w:pPr>
+        <w:spacing w:after="0" w:line="259" w:lineRule="auto"/>
+        <w:ind w:left="720" w:firstLine="0"/>
+      </w:pPr>
+    </w:p>
+    <w:p>
+      <w:pPr>
+        <w:spacing w:after="0" w:line="259" w:lineRule="auto"/>
+        <w:ind w:left="720" w:firstLine="0"/>
+      </w:pPr>
+      <w:r>
+        <w:rPr>
+          <w:noProof/>
+        </w:rPr>
+        <w:drawing>
+          <wp:inline distT="0" distB="0" distL="0" distR="0" wp14:anchorId="20741918" wp14:editId="7C71FF66">
+            <wp:extent cx="5245100" cy="1469279"/>
+            <wp:effectExtent l="0" t="0" r="0" b="0"/>
+            <wp:docPr id="619908530" name="Picture 1"/>
+            <wp:cNvGraphicFramePr>
+              <a:graphicFrameLocks xmlns:a="http://schemas.openxmlformats.org/drawingml/2006/main" noChangeAspect="1"/>
+            </wp:cNvGraphicFramePr>
+            <a:graphic xmlns:a="http://schemas.openxmlformats.org/drawingml/2006/main">
+              <a:graphicData uri="http://schemas.openxmlformats.org/drawingml/2006/picture">
+                <pic:pic xmlns:pic="http://schemas.openxmlformats.org/drawingml/2006/picture">
+                  <pic:nvPicPr>
+                    <pic:cNvPr id="619908530" name=""/>
+                    <pic:cNvPicPr/>
+                  </pic:nvPicPr>
+                  <pic:blipFill>
+                    <a:blip r:embed="rId46"/>
+                    <a:stretch>
+                      <a:fillRect/>
+                    </a:stretch>
+                  </pic:blipFill>
+                  <pic:spPr>
+                    <a:xfrm>
+                      <a:off x="0" y="0"/>
+                      <a:ext cx="5258345" cy="1472989"/>
+                    </a:xfrm>
+                    <a:prstGeom prst="rect">
+                      <a:avLst/>
+                    </a:prstGeom>
+                  </pic:spPr>
+                </pic:pic>
+              </a:graphicData>
+            </a:graphic>
+          </wp:inline>
+        </w:drawing>
+      </w:r>
+    </w:p>
+    <w:p>
+      <w:pPr>
+        <w:spacing w:after="0" w:line="259" w:lineRule="auto"/>
+        <w:ind w:left="720" w:firstLine="0"/>
+      </w:pPr>
+    </w:p>
+    <w:p>
+      <w:pPr>
+        <w:numPr>
+          <w:ilvl w:val="0"/>
+          <w:numId w:val="4"/>
+        </w:numPr>
+        <w:spacing w:after="0" w:line="259" w:lineRule="auto"/>
+      </w:pPr>
+      <w:r>
+        <w:t>Write a query to get the years in which more than 10 employees joined.</w:t>
+      </w:r>
+      <w:hyperlink r:id="rId47" w:anchor="PracticeOnline" w:history="1">
+        <w:r>
+          <w:rPr>
+            <w:rStyle w:val="Hyperlink"/>
+          </w:rPr>
+          <w:t xml:space="preserve"> </w:t>
+        </w:r>
+      </w:hyperlink>
+      <w:hyperlink r:id="rId48" w:anchor="PracticeOnline" w:history="1">
+        <w:r>
+          <w:rPr>
+            <w:rStyle w:val="Hyperlink"/>
+          </w:rPr>
+          <w:t xml:space="preserve"> </w:t>
+        </w:r>
+      </w:hyperlink>
+      <w:hyperlink r:id="rId49" w:anchor="PracticeOnline" w:history="1">
+        <w:r>
+          <w:rPr>
+            <w:rStyle w:val="Hyperlink"/>
+          </w:rPr>
+          <w:t xml:space="preserve"> </w:t>
+        </w:r>
+      </w:hyperlink>
+    </w:p>
+    <w:p>
+      <w:pPr>
+        <w:pStyle w:val="ListParagraph"/>
+      </w:pPr>
+      <w:r>
+        <w:rPr>
+          <w:noProof/>
+        </w:rPr>
+        <w:drawing>
+          <wp:inline distT="0" distB="0" distL="0" distR="0" wp14:anchorId="71E909BB" wp14:editId="748CB8F6">
+            <wp:extent cx="5899248" cy="679450"/>
+            <wp:effectExtent l="0" t="0" r="6350" b="6350"/>
+            <wp:docPr id="1657318292" name="Picture 1"/>
+            <wp:cNvGraphicFramePr>
+              <a:graphicFrameLocks xmlns:a="http://schemas.openxmlformats.org/drawingml/2006/main" noChangeAspect="1"/>
+            </wp:cNvGraphicFramePr>
+            <a:graphic xmlns:a="http://schemas.openxmlformats.org/drawingml/2006/main">
+              <a:graphicData uri="http://schemas.openxmlformats.org/drawingml/2006/picture">
+                <pic:pic xmlns:pic="http://schemas.openxmlformats.org/drawingml/2006/picture">
+                  <pic:nvPicPr>
+                    <pic:cNvPr id="1657318292" name=""/>
+                    <pic:cNvPicPr/>
+                  </pic:nvPicPr>
+                  <pic:blipFill>
+                    <a:blip r:embed="rId50"/>
+                    <a:stretch>
+                      <a:fillRect/>
+                    </a:stretch>
+                  </pic:blipFill>
+                  <pic:spPr>
+                    <a:xfrm>
+                      <a:off x="0" y="0"/>
+                      <a:ext cx="5903177" cy="679903"/>
+                    </a:xfrm>
+                    <a:prstGeom prst="rect">
+                      <a:avLst/>
+                    </a:prstGeom>
+                  </pic:spPr>
+                </pic:pic>
+              </a:graphicData>
+            </a:graphic>
+          </wp:inline>
+        </w:drawing>
+      </w:r>
+    </w:p>
+    <w:p>
+      <w:pPr>
+        <w:numPr>
+          <w:ilvl w:val="0"/>
+          <w:numId w:val="4"/>
+        </w:numPr>
+        <w:spacing w:after="0" w:line="259" w:lineRule="auto"/>
+      </w:pPr>
+      <w:r>
+        <w:lastRenderedPageBreak/>
+        <w:t>Write a query to get first name of employees who joined in 198</w:t>
+      </w:r>
+      <w:r>
+        <w:t>1</w:t>
+      </w:r>
+      <w:r>
+        <w:t>.</w:t>
+      </w:r>
+      <w:hyperlink r:id="rId51" w:anchor="PracticeOnline" w:history="1">
+        <w:r>
+          <w:rPr>
+            <w:rStyle w:val="Hyperlink"/>
+          </w:rPr>
+          <w:t xml:space="preserve"> </w:t>
+        </w:r>
+      </w:hyperlink>
+      <w:hyperlink r:id="rId52" w:anchor="PracticeOnline" w:history="1">
+        <w:r>
+          <w:rPr>
+            <w:rStyle w:val="Hyperlink"/>
+          </w:rPr>
+          <w:t xml:space="preserve"> </w:t>
+        </w:r>
+      </w:hyperlink>
+      <w:hyperlink r:id="rId53" w:anchor="PracticeOnline" w:history="1">
+        <w:r>
+          <w:rPr>
+            <w:rStyle w:val="Hyperlink"/>
+          </w:rPr>
+          <w:t xml:space="preserve"> </w:t>
+        </w:r>
+      </w:hyperlink>
+    </w:p>
+    <w:p>
+      <w:pPr>
+        <w:spacing w:after="0" w:line="259" w:lineRule="auto"/>
+        <w:ind w:left="720" w:firstLine="0"/>
+      </w:pPr>
+    </w:p>
+    <w:p>
+      <w:pPr>
+        <w:spacing w:after="0" w:line="259" w:lineRule="auto"/>
+        <w:ind w:left="720" w:firstLine="0"/>
+      </w:pPr>
+      <w:r>
+        <w:rPr>
+          <w:noProof/>
+        </w:rPr>
+        <w:drawing>
+          <wp:inline distT="0" distB="0" distL="0" distR="0" wp14:anchorId="0675DBF1" wp14:editId="1F095F0C">
+            <wp:extent cx="3848100" cy="2335052"/>
+            <wp:effectExtent l="0" t="0" r="0" b="8255"/>
+            <wp:docPr id="1219347669" name="Picture 1"/>
+            <wp:cNvGraphicFramePr>
+              <a:graphicFrameLocks xmlns:a="http://schemas.openxmlformats.org/drawingml/2006/main" noChangeAspect="1"/>
+            </wp:cNvGraphicFramePr>
+            <a:graphic xmlns:a="http://schemas.openxmlformats.org/drawingml/2006/main">
+              <a:graphicData uri="http://schemas.openxmlformats.org/drawingml/2006/picture">
+                <pic:pic xmlns:pic="http://schemas.openxmlformats.org/drawingml/2006/picture">
+                  <pic:nvPicPr>
+                    <pic:cNvPr id="1219347669" name=""/>
+                    <pic:cNvPicPr/>
+                  </pic:nvPicPr>
+                  <pic:blipFill>
+                    <a:blip r:embed="rId54"/>
+                    <a:stretch>
+                      <a:fillRect/>
+                    </a:stretch>
+                  </pic:blipFill>
+                  <pic:spPr>
+                    <a:xfrm>
+                      <a:off x="0" y="0"/>
+                      <a:ext cx="3868424" cy="2347385"/>
+                    </a:xfrm>
+                    <a:prstGeom prst="rect">
+                      <a:avLst/>
+                    </a:prstGeom>
+                  </pic:spPr>
+                </pic:pic>
+              </a:graphicData>
+            </a:graphic>
+          </wp:inline>
+        </w:drawing>
+      </w:r>
+    </w:p>
+    <w:p>
+      <w:pPr>
+        <w:spacing w:after="0" w:line="259" w:lineRule="auto"/>
+        <w:ind w:left="720" w:firstLine="0"/>
+      </w:pPr>
+    </w:p>
+    <w:p>
+      <w:pPr>
+        <w:spacing w:after="0" w:line="259" w:lineRule="auto"/>
+        <w:ind w:left="720" w:firstLine="0"/>
+      </w:pPr>
+    </w:p>
+    <w:p>
+      <w:pPr>
+        <w:numPr>
+          <w:ilvl w:val="0"/>
+          <w:numId w:val="4"/>
+        </w:numPr>
+        <w:spacing w:after="0" w:line="259" w:lineRule="auto"/>
+      </w:pPr>
+      <w:r>
+        <w:t>Write a query to get employees whose experience is more than 5 years.</w:t>
+      </w:r>
+      <w:hyperlink r:id="rId55" w:anchor="PracticeOnline" w:history="1">
+        <w:r>
+          <w:rPr>
+            <w:rStyle w:val="Hyperlink"/>
+          </w:rPr>
+          <w:t xml:space="preserve"> </w:t>
+        </w:r>
+      </w:hyperlink>
+      <w:hyperlink r:id="rId56" w:anchor="PracticeOnline" w:history="1">
+        <w:r>
+          <w:rPr>
+            <w:rStyle w:val="Hyperlink"/>
+          </w:rPr>
+          <w:t xml:space="preserve"> </w:t>
+        </w:r>
+      </w:hyperlink>
+    </w:p>
+    <w:p>
+      <w:pPr>
+        <w:spacing w:after="0" w:line="259" w:lineRule="auto"/>
+        <w:ind w:left="432" w:firstLine="0"/>
+      </w:pPr>
+      <w:hyperlink r:id="rId57" w:anchor="PracticeOnline" w:history="1"/>
+    </w:p>
+    <w:p>
+      <w:pPr>
+        <w:spacing w:after="0" w:line="259" w:lineRule="auto"/>
+        <w:ind w:left="720" w:firstLine="0"/>
+      </w:pPr>
+      <w:r>
+        <w:rPr>
+          <w:noProof/>
+        </w:rPr>
+        <w:drawing>
+          <wp:inline distT="0" distB="0" distL="0" distR="0" wp14:anchorId="54364C82" wp14:editId="519C0B96">
+            <wp:extent cx="5136136" cy="2324100"/>
+            <wp:effectExtent l="0" t="0" r="7620" b="0"/>
+            <wp:docPr id="2078548592" name="Picture 1"/>
+            <wp:cNvGraphicFramePr>
+              <a:graphicFrameLocks xmlns:a="http://schemas.openxmlformats.org/drawingml/2006/main" noChangeAspect="1"/>
+            </wp:cNvGraphicFramePr>
+            <a:graphic xmlns:a="http://schemas.openxmlformats.org/drawingml/2006/main">
+              <a:graphicData uri="http://schemas.openxmlformats.org/drawingml/2006/picture">
+                <pic:pic xmlns:pic="http://schemas.openxmlformats.org/drawingml/2006/picture">
+                  <pic:nvPicPr>
+                    <pic:cNvPr id="2078548592" name=""/>
+                    <pic:cNvPicPr/>
+                  </pic:nvPicPr>
+                  <pic:blipFill>
+                    <a:blip r:embed="rId58"/>
+                    <a:stretch>
+                      <a:fillRect/>
+                    </a:stretch>
+                  </pic:blipFill>
+                  <pic:spPr>
+                    <a:xfrm>
+                      <a:off x="0" y="0"/>
+                      <a:ext cx="5142828" cy="2327128"/>
+                    </a:xfrm>
+                    <a:prstGeom prst="rect">
+                      <a:avLst/>
+                    </a:prstGeom>
+                  </pic:spPr>
+                </pic:pic>
+              </a:graphicData>
+            </a:graphic>
+          </wp:inline>
+        </w:drawing>
+      </w:r>
+    </w:p>
+    <w:p>
+      <w:pPr>
+        <w:spacing w:after="0" w:line="259" w:lineRule="auto"/>
+        <w:ind w:left="720" w:firstLine="0"/>
+      </w:pPr>
+    </w:p>
+    <w:p>
+      <w:pPr>
+        <w:spacing w:after="0" w:line="259" w:lineRule="auto"/>
+        <w:ind w:left="720" w:firstLine="0"/>
+      </w:pPr>
+    </w:p>
+    <w:p>
+      <w:pPr>
+        <w:numPr>
+          <w:ilvl w:val="0"/>
+          <w:numId w:val="4"/>
+        </w:numPr>
+        <w:spacing w:after="0" w:line="259" w:lineRule="auto"/>
+      </w:pPr>
+      <w:r>
+        <w:t>Write a query to get employee ID, last name, and date of first salary of the employees.</w:t>
+      </w:r>
+      <w:hyperlink r:id="rId59" w:anchor="PracticeOnline" w:history="1">
+        <w:r>
+          <w:rPr>
+            <w:rStyle w:val="Hyperlink"/>
+          </w:rPr>
+          <w:t xml:space="preserve"> </w:t>
+        </w:r>
+      </w:hyperlink>
+      <w:hyperlink r:id="rId60" w:anchor="PracticeOnline" w:history="1">
+        <w:r>
+          <w:rPr>
+            <w:rStyle w:val="Hyperlink"/>
+          </w:rPr>
+          <w:t xml:space="preserve"> </w:t>
+        </w:r>
+      </w:hyperlink>
+      <w:hyperlink r:id="rId61" w:anchor="PracticeOnline" w:history="1">
+        <w:r>
+          <w:rPr>
+            <w:rStyle w:val="Hyperlink"/>
+          </w:rPr>
+          <w:t xml:space="preserve"> </w:t>
+        </w:r>
+      </w:hyperlink>
+    </w:p>
+    <w:p>
+      <w:pPr>
+        <w:pStyle w:val="ListParagraph"/>
+      </w:pPr>
+      <w:r>
+        <w:rPr>
+          <w:noProof/>
+        </w:rPr>
+        <w:drawing>
+          <wp:inline distT="0" distB="0" distL="0" distR="0" wp14:anchorId="066BE098" wp14:editId="239EBF0D">
+            <wp:extent cx="5233588" cy="1974850"/>
+            <wp:effectExtent l="0" t="0" r="5715" b="6350"/>
+            <wp:docPr id="237518220" name="Picture 1"/>
+            <wp:cNvGraphicFramePr>
+              <a:graphicFrameLocks xmlns:a="http://schemas.openxmlformats.org/drawingml/2006/main" noChangeAspect="1"/>
+            </wp:cNvGraphicFramePr>
+            <a:graphic xmlns:a="http://schemas.openxmlformats.org/drawingml/2006/main">
+              <a:graphicData uri="http://schemas.openxmlformats.org/drawingml/2006/picture">
+                <pic:pic xmlns:pic="http://schemas.openxmlformats.org/drawingml/2006/picture">
+                  <pic:nvPicPr>
+                    <pic:cNvPr id="237518220" name=""/>
+                    <pic:cNvPicPr/>
+                  </pic:nvPicPr>
+                  <pic:blipFill>
+                    <a:blip r:embed="rId62"/>
+                    <a:stretch>
+                      <a:fillRect/>
+                    </a:stretch>
+                  </pic:blipFill>
+                  <pic:spPr>
+                    <a:xfrm>
+                      <a:off x="0" y="0"/>
+                      <a:ext cx="5258948" cy="1984419"/>
+                    </a:xfrm>
+                    <a:prstGeom prst="rect">
+                      <a:avLst/>
+                    </a:prstGeom>
+                  </pic:spPr>
+                </pic:pic>
+              </a:graphicData>
+            </a:graphic>
+          </wp:inline>
+        </w:drawing>
+      </w:r>
+    </w:p>
+    <w:p>
+      <w:pPr>
+        <w:spacing w:after="0" w:line="259" w:lineRule="auto"/>
+        <w:ind w:left="432" w:firstLine="0"/>
+      </w:pPr>
+    </w:p>
+    <w:p>
+      <w:pPr>
+        <w:numPr>
+          <w:ilvl w:val="0"/>
+          <w:numId w:val="4"/>
+        </w:numPr>
+        <w:spacing w:after="0" w:line="259" w:lineRule="auto"/>
+      </w:pPr>
+      <w:r>
+        <w:t>Write a query to get first name, hire date and experience of the employees.</w:t>
+      </w:r>
+      <w:hyperlink r:id="rId63" w:anchor="PracticeOnline" w:history="1">
+        <w:r>
+          <w:rPr>
+            <w:rStyle w:val="Hyperlink"/>
+          </w:rPr>
+          <w:t xml:space="preserve"> </w:t>
+        </w:r>
+      </w:hyperlink>
+      <w:hyperlink r:id="rId64" w:anchor="PracticeOnline" w:history="1">
+        <w:r>
+          <w:rPr>
+            <w:rStyle w:val="Hyperlink"/>
+          </w:rPr>
+          <w:t xml:space="preserve"> </w:t>
+        </w:r>
+      </w:hyperlink>
+      <w:hyperlink r:id="rId65" w:anchor="PracticeOnline" w:history="1">
+        <w:r>
+          <w:rPr>
+            <w:rStyle w:val="Hyperlink"/>
+          </w:rPr>
+          <w:t xml:space="preserve"> </w:t>
+        </w:r>
+      </w:hyperlink>
+    </w:p>
+    <w:p>
+      <w:pPr>
+        <w:spacing w:after="0" w:line="259" w:lineRule="auto"/>
+        <w:ind w:left="720" w:firstLine="0"/>
+      </w:pPr>
+      <w:r>
+        <w:t xml:space="preserve">Sample table: employees </w:t>
+      </w:r>
+    </w:p>
+    <w:p>
+      <w:pPr>
+        <w:spacing w:after="0" w:line="259" w:lineRule="auto"/>
+        <w:ind w:left="720" w:firstLine="0"/>
+      </w:pPr>
+      <w:r>
+        <w:rPr>
+          <w:noProof/>
+        </w:rPr>
+        <w:drawing>
+          <wp:inline distT="0" distB="0" distL="0" distR="0" wp14:anchorId="7A3143D4" wp14:editId="62BA3352">
+            <wp:extent cx="5080000" cy="2395557"/>
+            <wp:effectExtent l="0" t="0" r="6350" b="5080"/>
+            <wp:docPr id="2121026614" name="Picture 1"/>
+            <wp:cNvGraphicFramePr>
+              <a:graphicFrameLocks xmlns:a="http://schemas.openxmlformats.org/drawingml/2006/main" noChangeAspect="1"/>
+            </wp:cNvGraphicFramePr>
+            <a:graphic xmlns:a="http://schemas.openxmlformats.org/drawingml/2006/main">
+              <a:graphicData uri="http://schemas.openxmlformats.org/drawingml/2006/picture">
+                <pic:pic xmlns:pic="http://schemas.openxmlformats.org/drawingml/2006/picture">
+                  <pic:nvPicPr>
+                    <pic:cNvPr id="2121026614" name=""/>
+                    <pic:cNvPicPr/>
+                  </pic:nvPicPr>
+                  <pic:blipFill>
+                    <a:blip r:embed="rId66"/>
+                    <a:stretch>
+                      <a:fillRect/>
+                    </a:stretch>
+                  </pic:blipFill>
+                  <pic:spPr>
+                    <a:xfrm>
+                      <a:off x="0" y="0"/>
+                      <a:ext cx="5094747" cy="2402511"/>
+                    </a:xfrm>
+                    <a:prstGeom prst="rect">
+                      <a:avLst/>
+                    </a:prstGeom>
+                  </pic:spPr>
+                </pic:pic>
+              </a:graphicData>
+            </a:graphic>
+          </wp:inline>
+        </w:drawing>
+      </w:r>
+    </w:p>
+    <w:p>
+      <w:pPr>
+        <w:spacing w:after="0" w:line="259" w:lineRule="auto"/>
+        <w:ind w:left="720" w:firstLine="0"/>
+      </w:pPr>
+    </w:p>
+    <w:p>
+      <w:pPr>
+        <w:spacing w:after="0" w:line="259" w:lineRule="auto"/>
+      </w:pPr>
+    </w:p>
+    <w:p>
+      <w:pPr>
+        <w:numPr>
+          <w:ilvl w:val="0"/>
+          <w:numId w:val="4"/>
+        </w:numPr>
+        <w:spacing w:after="0" w:line="259" w:lineRule="auto"/>
+      </w:pPr>
+      <w:r>
+        <w:t>Write a query to get the department ID, year, and number of employees joined.</w:t>
+      </w:r>
+      <w:hyperlink r:id="rId67" w:anchor="PracticeOnline" w:history="1">
+        <w:r>
+          <w:rPr>
+            <w:rStyle w:val="Hyperlink"/>
+          </w:rPr>
+          <w:t xml:space="preserve"> </w:t>
+        </w:r>
+      </w:hyperlink>
+      <w:hyperlink r:id="rId68" w:anchor="PracticeOnline" w:history="1">
+        <w:r>
+          <w:rPr>
+            <w:rStyle w:val="Hyperlink"/>
+          </w:rPr>
+          <w:t xml:space="preserve"> </w:t>
+        </w:r>
+      </w:hyperlink>
+      <w:hyperlink r:id="rId69" w:anchor="PracticeOnline" w:history="1">
+        <w:r>
+          <w:rPr>
+            <w:rStyle w:val="Hyperlink"/>
+          </w:rPr>
+          <w:t xml:space="preserve"> </w:t>
+        </w:r>
+      </w:hyperlink>
+    </w:p>
+    <w:p>
+      <w:pPr>
+        <w:spacing w:after="0" w:line="259" w:lineRule="auto"/>
+        <w:ind w:left="720" w:firstLine="0"/>
+      </w:pPr>
+      <w:r>
+        <w:t xml:space="preserve">   </w:t>
+      </w:r>
+    </w:p>
+    <w:p>
+      <w:pPr>
+        <w:spacing w:after="0" w:line="259" w:lineRule="auto"/>
+        <w:ind w:left="720" w:firstLine="0"/>
+      </w:pPr>
+      <w:r>
+        <w:rPr>
+          <w:noProof/>
+        </w:rPr>
+        <w:drawing>
+          <wp:inline distT="0" distB="0" distL="0" distR="0" wp14:anchorId="70C50D7D" wp14:editId="210AE202">
+            <wp:extent cx="5454650" cy="1708773"/>
+            <wp:effectExtent l="0" t="0" r="0" b="6350"/>
+            <wp:docPr id="1143218912" name="Picture 1"/>
+            <wp:cNvGraphicFramePr>
+              <a:graphicFrameLocks xmlns:a="http://schemas.openxmlformats.org/drawingml/2006/main" noChangeAspect="1"/>
+            </wp:cNvGraphicFramePr>
+            <a:graphic xmlns:a="http://schemas.openxmlformats.org/drawingml/2006/main">
+              <a:graphicData uri="http://schemas.openxmlformats.org/drawingml/2006/picture">
+                <pic:pic xmlns:pic="http://schemas.openxmlformats.org/drawingml/2006/picture">
+                  <pic:nvPicPr>
+                    <pic:cNvPr id="1143218912" name=""/>
+                    <pic:cNvPicPr/>
+                  </pic:nvPicPr>
+                  <pic:blipFill>
+                    <a:blip r:embed="rId70"/>
+                    <a:stretch>
+                      <a:fillRect/>
+                    </a:stretch>
+                  </pic:blipFill>
+                  <pic:spPr>
+                    <a:xfrm>
+                      <a:off x="0" y="0"/>
+                      <a:ext cx="5460791" cy="1710697"/>
+                    </a:xfrm>
+                    <a:prstGeom prst="rect">
+                      <a:avLst/>
+                    </a:prstGeom>
+                  </pic:spPr>
+                </pic:pic>
+              </a:graphicData>
+            </a:graphic>
+          </wp:inline>
+        </w:drawing>
+      </w:r>
+      <w:hyperlink r:id="rId71" w:history="1">
+        <w:r>
+          <w:rPr>
+            <w:rStyle w:val="Hyperlink"/>
+          </w:rPr>
+          <w:t xml:space="preserve"> </w:t>
+        </w:r>
+      </w:hyperlink>
+      <w:hyperlink r:id="rId72" w:history="1">
+        <w:r>
+          <w:rPr>
+            <w:rStyle w:val="Hyperlink"/>
+          </w:rPr>
+          <w:t xml:space="preserve"> </w:t>
+        </w:r>
+      </w:hyperlink>
+    </w:p>
+    <w:p>
+      <w:pPr>
+        <w:spacing w:after="0" w:line="259" w:lineRule="auto"/>
+        <w:ind w:left="720" w:firstLine="0"/>
+      </w:pPr>
+      <w:r>
+        <w:t xml:space="preserve"> </w:t>
+      </w:r>
+    </w:p>
+    <w:p>
+      <w:pPr>
+        <w:spacing w:after="0" w:line="259" w:lineRule="auto"/>
+        <w:ind w:left="720" w:firstLine="0"/>
+      </w:pPr>
+    </w:p>
+    <w:p>
+      <w:pPr>
+        <w:spacing w:after="0" w:line="259" w:lineRule="auto"/>
+        <w:ind w:left="720" w:firstLine="0"/>
+      </w:pPr>
+    </w:p>
+    <w:p>
+      <w:pPr>
+        <w:spacing w:after="0" w:line="259" w:lineRule="auto"/>
+        <w:ind w:left="720" w:firstLine="0"/>
+      </w:pPr>
+    </w:p>
+    <w:p>
+      <w:pPr>
+        <w:spacing w:after="0" w:line="259" w:lineRule="auto"/>
+        <w:ind w:left="720" w:firstLine="0"/>
+      </w:pPr>
+    </w:p>
+    <w:p>
+      <w:pPr>
+        <w:spacing w:after="0" w:line="259" w:lineRule="auto"/>
+        <w:ind w:left="720" w:firstLine="0"/>
+      </w:pPr>
+    </w:p>
+    <w:p>
+      <w:pPr>
+        <w:spacing w:after="0" w:line="259" w:lineRule="auto"/>
+        <w:ind w:left="720" w:firstLine="0"/>
+      </w:pPr>
+    </w:p>
+    <w:p>
+      <w:pPr>
+        <w:spacing w:after="0" w:line="259" w:lineRule="auto"/>
+        <w:ind w:left="720" w:firstLine="0"/>
+      </w:pPr>
+    </w:p>
+    <w:p>
+      <w:pPr>
+        <w:spacing w:after="0" w:line="259" w:lineRule="auto"/>
+        <w:ind w:left="720" w:firstLine="0"/>
+      </w:pPr>
+    </w:p>
+    <w:p>
+      <w:pPr>
+        <w:spacing w:after="0" w:line="259" w:lineRule="auto"/>
+        <w:ind w:left="720" w:firstLine="0"/>
+      </w:pPr>
+    </w:p>
+    <w:p>
+      <w:pPr>
+        <w:spacing w:after="0" w:line="259" w:lineRule="auto"/>
+        <w:ind w:left="720" w:firstLine="0"/>
+      </w:pPr>
+    </w:p>
+    <w:p>
+      <w:pPr>
+        <w:spacing w:after="0" w:line="259" w:lineRule="auto"/>
+        <w:ind w:left="720" w:firstLine="0"/>
+      </w:pPr>
+    </w:p>
+    <w:p>
+      <w:pPr>
+        <w:spacing w:after="0" w:line="259" w:lineRule="auto"/>
+        <w:ind w:left="720" w:firstLine="0"/>
+      </w:pPr>
+    </w:p>
+    <w:p>
+      <w:pPr>
+        <w:spacing w:after="0" w:line="259" w:lineRule="auto"/>
+        <w:ind w:left="720" w:firstLine="0"/>
+      </w:pPr>
+    </w:p>
+    <w:p>
+      <w:pPr>
+        <w:spacing w:after="0" w:line="259" w:lineRule="auto"/>
+        <w:ind w:left="720" w:firstLine="0"/>
+      </w:pPr>
+    </w:p>
+    <w:p>
+      <w:pPr>
+        <w:spacing w:after="0" w:line="259" w:lineRule="auto"/>
+        <w:ind w:left="720" w:firstLine="0"/>
+      </w:pPr>
+    </w:p>
+    <w:p>
+      <w:pPr>
+        <w:spacing w:after="0" w:line="259" w:lineRule="auto"/>
+        <w:ind w:left="0" w:firstLine="0"/>
+      </w:pPr>
+    </w:p>
     <w:sectPr>
       <w:pgSz w:w="11906" w:h="16838"/>
       <w:pgMar w:top="1483" w:right="1445" w:bottom="1736" w:left="1440" w:header="720" w:footer="720" w:gutter="0"/>
@@ -2540,6 +4705,227 @@
       </w:rPr>
     </w:lvl>
   </w:abstractNum>
+  <w:abstractNum w:abstractNumId="3" w15:restartNumberingAfterBreak="0">
+    <w:nsid w:val="774F71D2"/>
+    <w:multiLevelType w:val="hybridMultilevel"/>
+    <w:tmpl w:val="9BD83FE8"/>
+    <w:lvl w:ilvl="0" w:tplc="190C62CA">
+      <w:start w:val="1"/>
+      <w:numFmt w:val="decimal"/>
+      <w:lvlText w:val="%1."/>
+      <w:lvlJc w:val="left"/>
+      <w:pPr>
+        <w:ind w:left="432" w:firstLine="0"/>
+      </w:pPr>
+      <w:rPr>
+        <w:rFonts w:ascii="Arial" w:eastAsia="Arial" w:hAnsi="Arial" w:cs="Arial"/>
+        <w:b/>
+        <w:bCs/>
+        <w:i w:val="0"/>
+        <w:strike w:val="0"/>
+        <w:dstrike w:val="0"/>
+        <w:color w:val="000000"/>
+        <w:sz w:val="26"/>
+        <w:szCs w:val="26"/>
+        <w:u w:val="none" w:color="000000"/>
+        <w:effect w:val="none"/>
+        <w:bdr w:val="none" w:sz="0" w:space="0" w:color="auto" w:frame="1"/>
+        <w:vertAlign w:val="baseline"/>
+      </w:rPr>
+    </w:lvl>
+    <w:lvl w:ilvl="1" w:tplc="7E5AD562">
+      <w:start w:val="1"/>
+      <w:numFmt w:val="lowerLetter"/>
+      <w:lvlText w:val="%2"/>
+      <w:lvlJc w:val="left"/>
+      <w:pPr>
+        <w:ind w:left="1120" w:firstLine="0"/>
+      </w:pPr>
+      <w:rPr>
+        <w:rFonts w:ascii="Arial" w:eastAsia="Arial" w:hAnsi="Arial" w:cs="Arial"/>
+        <w:b/>
+        <w:bCs/>
+        <w:i w:val="0"/>
+        <w:strike w:val="0"/>
+        <w:dstrike w:val="0"/>
+        <w:color w:val="000000"/>
+        <w:sz w:val="26"/>
+        <w:szCs w:val="26"/>
+        <w:u w:val="none" w:color="000000"/>
+        <w:effect w:val="none"/>
+        <w:bdr w:val="none" w:sz="0" w:space="0" w:color="auto" w:frame="1"/>
+        <w:vertAlign w:val="baseline"/>
+      </w:rPr>
+    </w:lvl>
+    <w:lvl w:ilvl="2" w:tplc="9C9EC21A">
+      <w:start w:val="1"/>
+      <w:numFmt w:val="lowerRoman"/>
+      <w:lvlText w:val="%3"/>
+      <w:lvlJc w:val="left"/>
+      <w:pPr>
+        <w:ind w:left="1840" w:firstLine="0"/>
+      </w:pPr>
+      <w:rPr>
+        <w:rFonts w:ascii="Arial" w:eastAsia="Arial" w:hAnsi="Arial" w:cs="Arial"/>
+        <w:b/>
+        <w:bCs/>
+        <w:i w:val="0"/>
+        <w:strike w:val="0"/>
+        <w:dstrike w:val="0"/>
+        <w:color w:val="000000"/>
+        <w:sz w:val="26"/>
+        <w:szCs w:val="26"/>
+        <w:u w:val="none" w:color="000000"/>
+        <w:effect w:val="none"/>
+        <w:bdr w:val="none" w:sz="0" w:space="0" w:color="auto" w:frame="1"/>
+        <w:vertAlign w:val="baseline"/>
+      </w:rPr>
+    </w:lvl>
+    <w:lvl w:ilvl="3" w:tplc="E8521302">
+      <w:start w:val="1"/>
+      <w:numFmt w:val="decimal"/>
+      <w:lvlText w:val="%4"/>
+      <w:lvlJc w:val="left"/>
+      <w:pPr>
+        <w:ind w:left="2560" w:firstLine="0"/>
+      </w:pPr>
+      <w:rPr>
+        <w:rFonts w:ascii="Arial" w:eastAsia="Arial" w:hAnsi="Arial" w:cs="Arial"/>
+        <w:b/>
+        <w:bCs/>
+        <w:i w:val="0"/>
+        <w:strike w:val="0"/>
+        <w:dstrike w:val="0"/>
+        <w:color w:val="000000"/>
+        <w:sz w:val="26"/>
+        <w:szCs w:val="26"/>
+        <w:u w:val="none" w:color="000000"/>
+        <w:effect w:val="none"/>
+        <w:bdr w:val="none" w:sz="0" w:space="0" w:color="auto" w:frame="1"/>
+        <w:vertAlign w:val="baseline"/>
+      </w:rPr>
+    </w:lvl>
+    <w:lvl w:ilvl="4" w:tplc="739E0666">
+      <w:start w:val="1"/>
+      <w:numFmt w:val="lowerLetter"/>
+      <w:lvlText w:val="%5"/>
+      <w:lvlJc w:val="left"/>
+      <w:pPr>
+        <w:ind w:left="3280" w:firstLine="0"/>
+      </w:pPr>
+      <w:rPr>
+        <w:rFonts w:ascii="Arial" w:eastAsia="Arial" w:hAnsi="Arial" w:cs="Arial"/>
+        <w:b/>
+        <w:bCs/>
+        <w:i w:val="0"/>
+        <w:strike w:val="0"/>
+        <w:dstrike w:val="0"/>
+        <w:color w:val="000000"/>
+        <w:sz w:val="26"/>
+        <w:szCs w:val="26"/>
+        <w:u w:val="none" w:color="000000"/>
+        <w:effect w:val="none"/>
+        <w:bdr w:val="none" w:sz="0" w:space="0" w:color="auto" w:frame="1"/>
+        <w:vertAlign w:val="baseline"/>
+      </w:rPr>
+    </w:lvl>
+    <w:lvl w:ilvl="5" w:tplc="DCFAE7DE">
+      <w:start w:val="1"/>
+      <w:numFmt w:val="lowerRoman"/>
+      <w:lvlText w:val="%6"/>
+      <w:lvlJc w:val="left"/>
+      <w:pPr>
+        <w:ind w:left="4000" w:firstLine="0"/>
+      </w:pPr>
+      <w:rPr>
+        <w:rFonts w:ascii="Arial" w:eastAsia="Arial" w:hAnsi="Arial" w:cs="Arial"/>
+        <w:b/>
+        <w:bCs/>
+        <w:i w:val="0"/>
+        <w:strike w:val="0"/>
+        <w:dstrike w:val="0"/>
+        <w:color w:val="000000"/>
+        <w:sz w:val="26"/>
+        <w:szCs w:val="26"/>
+        <w:u w:val="none" w:color="000000"/>
+        <w:effect w:val="none"/>
+        <w:bdr w:val="none" w:sz="0" w:space="0" w:color="auto" w:frame="1"/>
+        <w:vertAlign w:val="baseline"/>
+      </w:rPr>
+    </w:lvl>
+    <w:lvl w:ilvl="6" w:tplc="DA520060">
+      <w:start w:val="1"/>
+      <w:numFmt w:val="decimal"/>
+      <w:lvlText w:val="%7"/>
+      <w:lvlJc w:val="left"/>
+      <w:pPr>
+        <w:ind w:left="4720" w:firstLine="0"/>
+      </w:pPr>
+      <w:rPr>
+        <w:rFonts w:ascii="Arial" w:eastAsia="Arial" w:hAnsi="Arial" w:cs="Arial"/>
+        <w:b/>
+        <w:bCs/>
+        <w:i w:val="0"/>
+        <w:strike w:val="0"/>
+        <w:dstrike w:val="0"/>
+        <w:color w:val="000000"/>
+        <w:sz w:val="26"/>
+        <w:szCs w:val="26"/>
+        <w:u w:val="none" w:color="000000"/>
+        <w:effect w:val="none"/>
+        <w:bdr w:val="none" w:sz="0" w:space="0" w:color="auto" w:frame="1"/>
+        <w:vertAlign w:val="baseline"/>
+      </w:rPr>
+    </w:lvl>
+    <w:lvl w:ilvl="7" w:tplc="9A9E46D4">
+      <w:start w:val="1"/>
+      <w:numFmt w:val="lowerLetter"/>
+      <w:lvlText w:val="%8"/>
+      <w:lvlJc w:val="left"/>
+      <w:pPr>
+        <w:ind w:left="5440" w:firstLine="0"/>
+      </w:pPr>
+      <w:rPr>
+        <w:rFonts w:ascii="Arial" w:eastAsia="Arial" w:hAnsi="Arial" w:cs="Arial"/>
+        <w:b/>
+        <w:bCs/>
+        <w:i w:val="0"/>
+        <w:strike w:val="0"/>
+        <w:dstrike w:val="0"/>
+        <w:color w:val="000000"/>
+        <w:sz w:val="26"/>
+        <w:szCs w:val="26"/>
+        <w:u w:val="none" w:color="000000"/>
+        <w:effect w:val="none"/>
+        <w:bdr w:val="none" w:sz="0" w:space="0" w:color="auto" w:frame="1"/>
+        <w:vertAlign w:val="baseline"/>
+      </w:rPr>
+    </w:lvl>
+    <w:lvl w:ilvl="8" w:tplc="844E323A">
+      <w:start w:val="1"/>
+      <w:numFmt w:val="lowerRoman"/>
+      <w:lvlText w:val="%9"/>
+      <w:lvlJc w:val="left"/>
+      <w:pPr>
+        <w:ind w:left="6160" w:firstLine="0"/>
+      </w:pPr>
+      <w:rPr>
+        <w:rFonts w:ascii="Arial" w:eastAsia="Arial" w:hAnsi="Arial" w:cs="Arial"/>
+        <w:b/>
+        <w:bCs/>
+        <w:i w:val="0"/>
+        <w:strike w:val="0"/>
+        <w:dstrike w:val="0"/>
+        <w:color w:val="000000"/>
+        <w:sz w:val="26"/>
+        <w:szCs w:val="26"/>
+        <w:u w:val="none" w:color="000000"/>
+        <w:effect w:val="none"/>
+        <w:bdr w:val="none" w:sz="0" w:space="0" w:color="auto" w:frame="1"/>
+        <w:vertAlign w:val="baseline"/>
+      </w:rPr>
+    </w:lvl>
+  </w:abstractNum>
   <w:num w:numId="1" w16cid:durableId="1437824768">
     <w:abstractNumId w:val="2"/>
   </w:num>
@@ -2548,6 +4934,36 @@
   </w:num>
   <w:num w:numId="3" w16cid:durableId="1452088398">
     <w:abstractNumId w:val="0"/>
+  </w:num>
+  <w:num w:numId="4" w16cid:durableId="528033352">
+    <w:abstractNumId w:val="3"/>
+    <w:lvlOverride w:ilvl="0">
+      <w:startOverride w:val="1"/>
+    </w:lvlOverride>
+    <w:lvlOverride w:ilvl="1">
+      <w:startOverride w:val="1"/>
+    </w:lvlOverride>
+    <w:lvlOverride w:ilvl="2">
+      <w:startOverride w:val="1"/>
+    </w:lvlOverride>
+    <w:lvlOverride w:ilvl="3">
+      <w:startOverride w:val="1"/>
+    </w:lvlOverride>
+    <w:lvlOverride w:ilvl="4">
+      <w:startOverride w:val="1"/>
+    </w:lvlOverride>
+    <w:lvlOverride w:ilvl="5">
+      <w:startOverride w:val="1"/>
+    </w:lvlOverride>
+    <w:lvlOverride w:ilvl="6">
+      <w:startOverride w:val="1"/>
+    </w:lvlOverride>
+    <w:lvlOverride w:ilvl="7">
+      <w:startOverride w:val="1"/>
+    </w:lvlOverride>
+    <w:lvlOverride w:ilvl="8">
+      <w:startOverride w:val="1"/>
+    </w:lvlOverride>
   </w:num>
 </w:numbering>
 </file>
@@ -3000,6 +5416,29 @@
       <w:contextualSpacing/>
     </w:pPr>
   </w:style>
+  <w:style w:type="character" w:styleId="Hyperlink">
+    <w:name w:val="Hyperlink"/>
+    <w:basedOn w:val="DefaultParagraphFont"/>
+    <w:uiPriority w:val="99"/>
+    <w:unhideWhenUsed/>
+    <w:rsid w:val="00E53BC9"/>
+    <w:rPr>
+      <w:color w:val="0563C1" w:themeColor="hyperlink"/>
+      <w:u w:val="single"/>
+    </w:rPr>
+  </w:style>
+  <w:style w:type="character" w:styleId="UnresolvedMention">
+    <w:name w:val="Unresolved Mention"/>
+    <w:basedOn w:val="DefaultParagraphFont"/>
+    <w:uiPriority w:val="99"/>
+    <w:semiHidden/>
+    <w:unhideWhenUsed/>
+    <w:rsid w:val="00E53BC9"/>
+    <w:rPr>
+      <w:color w:val="605E5C"/>
+      <w:shd w:val="clear" w:color="auto" w:fill="E1DFDD"/>
+    </w:rPr>
+  </w:style>
 </w:styles>
 </file>
 

--- a/Assignment/Database Technologies Assignment/Assignment.docx
+++ b/Assignment/Database Technologies Assignment/Assignment.docx
@@ -4055,6 +4055,1543 @@
     <w:p>
       <w:pPr>
         <w:spacing w:after="0" w:line="259" w:lineRule="auto"/>
+        <w:ind w:left="720" w:firstLine="0"/>
+      </w:pPr>
+    </w:p>
+    <w:p>
+      <w:pPr>
+        <w:pStyle w:val="BodyText"/>
+        <w:spacing w:before="82"/>
+      </w:pPr>
+      <w:r>
+        <w:lastRenderedPageBreak/>
+        <w:t>Following</w:t>
+      </w:r>
+      <w:r>
+        <w:rPr>
+          <w:spacing w:val="-4"/>
+        </w:rPr>
+        <w:t xml:space="preserve"> </w:t>
+      </w:r>
+      <w:r>
+        <w:t>are</w:t>
+      </w:r>
+      <w:r>
+        <w:rPr>
+          <w:spacing w:val="-4"/>
+        </w:rPr>
+        <w:t xml:space="preserve"> </w:t>
+      </w:r>
+      <w:r>
+        <w:t>the</w:t>
+      </w:r>
+      <w:r>
+        <w:rPr>
+          <w:spacing w:val="-3"/>
+        </w:rPr>
+        <w:t xml:space="preserve"> </w:t>
+      </w:r>
+      <w:r>
+        <w:rPr>
+          <w:spacing w:val="-2"/>
+        </w:rPr>
+        <w:t>tables:</w:t>
+      </w:r>
+    </w:p>
+    <w:p>
+      <w:pPr>
+        <w:pStyle w:val="BodyText"/>
+        <w:ind w:right="496"/>
+      </w:pPr>
+      <w:r>
+        <w:t xml:space="preserve">BRANCH (BID INTEGER, BRNAME CHAR (30), BRCITY CHAR (10)) </w:t>
+      </w:r>
+    </w:p>
+    <w:p>
+      <w:pPr>
+        <w:pStyle w:val="BodyText"/>
+        <w:ind w:right="496"/>
+      </w:pPr>
+      <w:r>
+        <w:rPr>
+          <w:noProof/>
+        </w:rPr>
+        <w:drawing>
+          <wp:inline distT="0" distB="0" distL="0" distR="0" wp14:anchorId="6F657564" wp14:editId="22556ACD">
+            <wp:extent cx="4171950" cy="895350"/>
+            <wp:effectExtent l="0" t="0" r="0" b="0"/>
+            <wp:docPr id="1" name="Picture 1"/>
+            <wp:cNvGraphicFramePr>
+              <a:graphicFrameLocks xmlns:a="http://schemas.openxmlformats.org/drawingml/2006/main" noChangeAspect="1"/>
+            </wp:cNvGraphicFramePr>
+            <a:graphic xmlns:a="http://schemas.openxmlformats.org/drawingml/2006/main">
+              <a:graphicData uri="http://schemas.openxmlformats.org/drawingml/2006/picture">
+                <pic:pic xmlns:pic="http://schemas.openxmlformats.org/drawingml/2006/picture">
+                  <pic:nvPicPr>
+                    <pic:cNvPr id="1" name=""/>
+                    <pic:cNvPicPr/>
+                  </pic:nvPicPr>
+                  <pic:blipFill>
+                    <a:blip r:embed="rId73"/>
+                    <a:stretch>
+                      <a:fillRect/>
+                    </a:stretch>
+                  </pic:blipFill>
+                  <pic:spPr>
+                    <a:xfrm>
+                      <a:off x="0" y="0"/>
+                      <a:ext cx="4171950" cy="895350"/>
+                    </a:xfrm>
+                    <a:prstGeom prst="rect">
+                      <a:avLst/>
+                    </a:prstGeom>
+                  </pic:spPr>
+                </pic:pic>
+              </a:graphicData>
+            </a:graphic>
+          </wp:inline>
+        </w:drawing>
+      </w:r>
+    </w:p>
+    <w:p>
+      <w:pPr>
+        <w:pStyle w:val="BodyText"/>
+        <w:ind w:right="496"/>
+        <w:rPr>
+          <w:spacing w:val="-2"/>
+        </w:rPr>
+      </w:pPr>
+      <w:r>
+        <w:t>CUSTOMER</w:t>
+      </w:r>
+      <w:r>
+        <w:rPr>
+          <w:spacing w:val="-5"/>
+        </w:rPr>
+        <w:t xml:space="preserve"> </w:t>
+      </w:r>
+      <w:r>
+        <w:t>(CNO</w:t>
+      </w:r>
+      <w:r>
+        <w:rPr>
+          <w:spacing w:val="-5"/>
+        </w:rPr>
+        <w:t xml:space="preserve"> </w:t>
+      </w:r>
+      <w:r>
+        <w:t>INTEGER,</w:t>
+      </w:r>
+      <w:r>
+        <w:rPr>
+          <w:spacing w:val="-3"/>
+        </w:rPr>
+        <w:t xml:space="preserve"> </w:t>
+      </w:r>
+      <w:r>
+        <w:t>CNAME</w:t>
+      </w:r>
+      <w:r>
+        <w:rPr>
+          <w:spacing w:val="-4"/>
+        </w:rPr>
+        <w:t xml:space="preserve"> </w:t>
+      </w:r>
+      <w:r>
+        <w:t>CHAR</w:t>
+      </w:r>
+      <w:r>
+        <w:rPr>
+          <w:spacing w:val="-6"/>
+        </w:rPr>
+        <w:t xml:space="preserve"> </w:t>
+      </w:r>
+      <w:r>
+        <w:t>(20),</w:t>
+      </w:r>
+      <w:r>
+        <w:rPr>
+          <w:spacing w:val="-3"/>
+        </w:rPr>
+        <w:t xml:space="preserve"> </w:t>
+      </w:r>
+      <w:r>
+        <w:t>CADDR</w:t>
+      </w:r>
+      <w:r>
+        <w:rPr>
+          <w:spacing w:val="-5"/>
+        </w:rPr>
+        <w:t xml:space="preserve"> </w:t>
+      </w:r>
+      <w:r>
+        <w:t>CHAR</w:t>
+      </w:r>
+      <w:r>
+        <w:rPr>
+          <w:spacing w:val="-5"/>
+        </w:rPr>
+        <w:t xml:space="preserve"> </w:t>
+      </w:r>
+      <w:r>
+        <w:t>(35),</w:t>
+      </w:r>
+      <w:r>
+        <w:rPr>
+          <w:spacing w:val="-3"/>
+        </w:rPr>
+        <w:t xml:space="preserve"> </w:t>
+      </w:r>
+      <w:r>
+        <w:t xml:space="preserve">CITY </w:t>
+      </w:r>
+      <w:proofErr w:type="gramStart"/>
+      <w:r>
+        <w:rPr>
+          <w:spacing w:val="-2"/>
+        </w:rPr>
+        <w:t>CHAR(</w:t>
+      </w:r>
+      <w:proofErr w:type="gramEnd"/>
+      <w:r>
+        <w:rPr>
+          <w:spacing w:val="-2"/>
+        </w:rPr>
+        <w:t>20))</w:t>
+      </w:r>
+    </w:p>
+    <w:p>
+      <w:pPr>
+        <w:pStyle w:val="BodyText"/>
+        <w:ind w:right="496"/>
+      </w:pPr>
+      <w:r>
+        <w:rPr>
+          <w:noProof/>
+        </w:rPr>
+        <w:drawing>
+          <wp:inline distT="0" distB="0" distL="0" distR="0" wp14:anchorId="41EEFC7C" wp14:editId="0858FBDD">
+            <wp:extent cx="4219575" cy="885825"/>
+            <wp:effectExtent l="0" t="0" r="9525" b="9525"/>
+            <wp:docPr id="2" name="Picture 2"/>
+            <wp:cNvGraphicFramePr>
+              <a:graphicFrameLocks xmlns:a="http://schemas.openxmlformats.org/drawingml/2006/main" noChangeAspect="1"/>
+            </wp:cNvGraphicFramePr>
+            <a:graphic xmlns:a="http://schemas.openxmlformats.org/drawingml/2006/main">
+              <a:graphicData uri="http://schemas.openxmlformats.org/drawingml/2006/picture">
+                <pic:pic xmlns:pic="http://schemas.openxmlformats.org/drawingml/2006/picture">
+                  <pic:nvPicPr>
+                    <pic:cNvPr id="1" name=""/>
+                    <pic:cNvPicPr/>
+                  </pic:nvPicPr>
+                  <pic:blipFill>
+                    <a:blip r:embed="rId74"/>
+                    <a:stretch>
+                      <a:fillRect/>
+                    </a:stretch>
+                  </pic:blipFill>
+                  <pic:spPr>
+                    <a:xfrm>
+                      <a:off x="0" y="0"/>
+                      <a:ext cx="4219575" cy="885825"/>
+                    </a:xfrm>
+                    <a:prstGeom prst="rect">
+                      <a:avLst/>
+                    </a:prstGeom>
+                  </pic:spPr>
+                </pic:pic>
+              </a:graphicData>
+            </a:graphic>
+          </wp:inline>
+        </w:drawing>
+      </w:r>
+    </w:p>
+    <w:p>
+      <w:pPr>
+        <w:pStyle w:val="BodyText"/>
+      </w:pPr>
+      <w:r>
+        <w:t>LOAN_APPLICATION</w:t>
+      </w:r>
+      <w:r>
+        <w:rPr>
+          <w:spacing w:val="-7"/>
+        </w:rPr>
+        <w:t xml:space="preserve"> </w:t>
+      </w:r>
+      <w:r>
+        <w:t>(LNO</w:t>
+      </w:r>
+      <w:r>
+        <w:rPr>
+          <w:spacing w:val="-5"/>
+        </w:rPr>
+        <w:t xml:space="preserve"> </w:t>
+      </w:r>
+      <w:r>
+        <w:t>INTEGER,</w:t>
+      </w:r>
+      <w:r>
+        <w:rPr>
+          <w:spacing w:val="-5"/>
+        </w:rPr>
+        <w:t xml:space="preserve"> </w:t>
+      </w:r>
+      <w:r>
+        <w:t>LAMTREQUIRED</w:t>
+      </w:r>
+      <w:r>
+        <w:rPr>
+          <w:spacing w:val="-7"/>
+        </w:rPr>
+        <w:t xml:space="preserve"> </w:t>
+      </w:r>
+      <w:r>
+        <w:t>MONEY,</w:t>
+      </w:r>
+      <w:r>
+        <w:rPr>
+          <w:spacing w:val="-8"/>
+        </w:rPr>
+        <w:t xml:space="preserve"> </w:t>
+      </w:r>
+      <w:r>
+        <w:t>LAMTAPPROVED MONEY, L_DATE DATE)</w:t>
+      </w:r>
+    </w:p>
+    <w:p>
+      <w:pPr>
+        <w:pStyle w:val="BodyText"/>
+      </w:pPr>
+      <w:r>
+        <w:rPr>
+          <w:noProof/>
+        </w:rPr>
+        <w:drawing>
+          <wp:inline distT="0" distB="0" distL="0" distR="0" wp14:anchorId="58C30674" wp14:editId="4CDB80AF">
+            <wp:extent cx="5257800" cy="828675"/>
+            <wp:effectExtent l="0" t="0" r="0" b="9525"/>
+            <wp:docPr id="3" name="Picture 3"/>
+            <wp:cNvGraphicFramePr>
+              <a:graphicFrameLocks xmlns:a="http://schemas.openxmlformats.org/drawingml/2006/main" noChangeAspect="1"/>
+            </wp:cNvGraphicFramePr>
+            <a:graphic xmlns:a="http://schemas.openxmlformats.org/drawingml/2006/main">
+              <a:graphicData uri="http://schemas.openxmlformats.org/drawingml/2006/picture">
+                <pic:pic xmlns:pic="http://schemas.openxmlformats.org/drawingml/2006/picture">
+                  <pic:nvPicPr>
+                    <pic:cNvPr id="1" name=""/>
+                    <pic:cNvPicPr/>
+                  </pic:nvPicPr>
+                  <pic:blipFill>
+                    <a:blip r:embed="rId75"/>
+                    <a:stretch>
+                      <a:fillRect/>
+                    </a:stretch>
+                  </pic:blipFill>
+                  <pic:spPr>
+                    <a:xfrm>
+                      <a:off x="0" y="0"/>
+                      <a:ext cx="5257800" cy="828675"/>
+                    </a:xfrm>
+                    <a:prstGeom prst="rect">
+                      <a:avLst/>
+                    </a:prstGeom>
+                  </pic:spPr>
+                </pic:pic>
+              </a:graphicData>
+            </a:graphic>
+          </wp:inline>
+        </w:drawing>
+      </w:r>
+    </w:p>
+    <w:p>
+      <w:pPr>
+        <w:pStyle w:val="BodyText"/>
+        <w:spacing w:before="263"/>
+      </w:pPr>
+      <w:r>
+        <w:t>The</w:t>
+      </w:r>
+      <w:r>
+        <w:rPr>
+          <w:spacing w:val="-4"/>
+        </w:rPr>
+        <w:t xml:space="preserve"> </w:t>
+      </w:r>
+      <w:r>
+        <w:t>relationship</w:t>
+      </w:r>
+      <w:r>
+        <w:rPr>
+          <w:spacing w:val="-4"/>
+        </w:rPr>
+        <w:t xml:space="preserve"> </w:t>
+      </w:r>
+      <w:r>
+        <w:t>is</w:t>
+      </w:r>
+      <w:r>
+        <w:rPr>
+          <w:spacing w:val="-3"/>
+        </w:rPr>
+        <w:t xml:space="preserve"> </w:t>
+      </w:r>
+      <w:r>
+        <w:t>as</w:t>
+      </w:r>
+      <w:r>
+        <w:rPr>
+          <w:spacing w:val="-2"/>
+        </w:rPr>
+        <w:t xml:space="preserve"> follows:</w:t>
+      </w:r>
+    </w:p>
+    <w:p>
+      <w:pPr>
+        <w:pStyle w:val="BodyText"/>
+        <w:spacing w:before="2"/>
+      </w:pPr>
+      <w:r>
+        <w:t>BRANCH,</w:t>
+      </w:r>
+      <w:r>
+        <w:rPr>
+          <w:spacing w:val="-4"/>
+        </w:rPr>
+        <w:t xml:space="preserve"> </w:t>
+      </w:r>
+      <w:r>
+        <w:t>CUSTOMER,</w:t>
+      </w:r>
+      <w:r>
+        <w:rPr>
+          <w:spacing w:val="-4"/>
+        </w:rPr>
+        <w:t xml:space="preserve"> </w:t>
+      </w:r>
+      <w:r>
+        <w:t>LOAN_APPLICATION</w:t>
+      </w:r>
+      <w:r>
+        <w:rPr>
+          <w:spacing w:val="-8"/>
+        </w:rPr>
+        <w:t xml:space="preserve"> </w:t>
+      </w:r>
+      <w:r>
+        <w:t>are</w:t>
+      </w:r>
+      <w:r>
+        <w:rPr>
+          <w:spacing w:val="-6"/>
+        </w:rPr>
+        <w:t xml:space="preserve"> </w:t>
+      </w:r>
+      <w:r>
+        <w:t>related</w:t>
+      </w:r>
+      <w:r>
+        <w:rPr>
+          <w:spacing w:val="-6"/>
+        </w:rPr>
+        <w:t xml:space="preserve"> </w:t>
+      </w:r>
+      <w:r>
+        <w:t>with</w:t>
+      </w:r>
+      <w:r>
+        <w:rPr>
+          <w:spacing w:val="-6"/>
+        </w:rPr>
+        <w:t xml:space="preserve"> </w:t>
+      </w:r>
+      <w:r>
+        <w:t>ternary</w:t>
+      </w:r>
+      <w:r>
+        <w:rPr>
+          <w:spacing w:val="-3"/>
+        </w:rPr>
+        <w:t xml:space="preserve"> </w:t>
+      </w:r>
+      <w:r>
+        <w:t>relationship. TERNARY (BID INTEGER, CNO INTEGER, LNO INTEGER).</w:t>
+      </w:r>
+    </w:p>
+    <w:p>
+      <w:pPr>
+        <w:pStyle w:val="BodyText"/>
+        <w:spacing w:before="2"/>
+        <w:rPr>
+          <w:noProof/>
+        </w:rPr>
+      </w:pPr>
+    </w:p>
+    <w:p>
+      <w:pPr>
+        <w:pStyle w:val="BodyText"/>
+        <w:spacing w:before="2"/>
+      </w:pPr>
+      <w:r>
+        <w:rPr>
+          <w:noProof/>
+        </w:rPr>
+        <w:drawing>
+          <wp:inline distT="0" distB="0" distL="0" distR="0" wp14:anchorId="1BE48CAC" wp14:editId="29F566D2">
+            <wp:extent cx="4495800" cy="1771650"/>
+            <wp:effectExtent l="0" t="0" r="0" b="0"/>
+            <wp:docPr id="4" name="Picture 4"/>
+            <wp:cNvGraphicFramePr>
+              <a:graphicFrameLocks xmlns:a="http://schemas.openxmlformats.org/drawingml/2006/main" noChangeAspect="1"/>
+            </wp:cNvGraphicFramePr>
+            <a:graphic xmlns:a="http://schemas.openxmlformats.org/drawingml/2006/main">
+              <a:graphicData uri="http://schemas.openxmlformats.org/drawingml/2006/picture">
+                <pic:pic xmlns:pic="http://schemas.openxmlformats.org/drawingml/2006/picture">
+                  <pic:nvPicPr>
+                    <pic:cNvPr id="1" name=""/>
+                    <pic:cNvPicPr/>
+                  </pic:nvPicPr>
+                  <pic:blipFill rotWithShape="1">
+                    <a:blip r:embed="rId76"/>
+                    <a:srcRect l="840"/>
+                    <a:stretch>
+                      <a:fillRect/>
+                    </a:stretch>
+                  </pic:blipFill>
+                  <pic:spPr bwMode="auto">
+                    <a:xfrm>
+                      <a:off x="0" y="0"/>
+                      <a:ext cx="4495800" cy="1771650"/>
+                    </a:xfrm>
+                    <a:prstGeom prst="rect">
+                      <a:avLst/>
+                    </a:prstGeom>
+                    <a:ln>
+                      <a:noFill/>
+                    </a:ln>
+                    <a:extLst>
+                      <a:ext uri="{53640926-AAD7-44D8-BBD7-CCE9431645EC}">
+                        <a14:shadowObscured xmlns:a14="http://schemas.microsoft.com/office/drawing/2010/main"/>
+                      </a:ext>
+                    </a:extLst>
+                  </pic:spPr>
+                </pic:pic>
+              </a:graphicData>
+            </a:graphic>
+          </wp:inline>
+        </w:drawing>
+      </w:r>
+    </w:p>
+    <w:p>
+      <w:pPr>
+        <w:pStyle w:val="BodyText"/>
+        <w:spacing w:before="2"/>
+      </w:pPr>
+    </w:p>
+    <w:p>
+      <w:pPr>
+        <w:pStyle w:val="BodyText"/>
+        <w:spacing w:line="263" w:lineRule="exact"/>
+      </w:pPr>
+      <w:r>
+        <w:t>Solve</w:t>
+      </w:r>
+      <w:r>
+        <w:rPr>
+          <w:spacing w:val="-4"/>
+        </w:rPr>
+        <w:t xml:space="preserve"> </w:t>
+      </w:r>
+      <w:r>
+        <w:t>the</w:t>
+      </w:r>
+      <w:r>
+        <w:rPr>
+          <w:spacing w:val="-3"/>
+        </w:rPr>
+        <w:t xml:space="preserve"> </w:t>
+      </w:r>
+      <w:r>
+        <w:rPr>
+          <w:spacing w:val="-2"/>
+        </w:rPr>
+        <w:t>Queries</w:t>
+      </w:r>
+    </w:p>
+    <w:p>
+      <w:pPr>
+        <w:pStyle w:val="ListParagraph"/>
+        <w:widowControl w:val="0"/>
+        <w:numPr>
+          <w:ilvl w:val="0"/>
+          <w:numId w:val="5"/>
+        </w:numPr>
+        <w:tabs>
+          <w:tab w:val="left" w:pos="279"/>
+        </w:tabs>
+        <w:autoSpaceDE w:val="0"/>
+        <w:autoSpaceDN w:val="0"/>
+        <w:spacing w:after="0" w:line="264" w:lineRule="exact"/>
+        <w:ind w:hanging="256"/>
+        <w:contextualSpacing w:val="0"/>
+        <w:rPr>
+          <w:sz w:val="23"/>
+        </w:rPr>
+      </w:pPr>
+      <w:r>
+        <w:rPr>
+          <w:sz w:val="23"/>
+        </w:rPr>
+        <w:t>Find</w:t>
+      </w:r>
+      <w:r>
+        <w:rPr>
+          <w:spacing w:val="-7"/>
+          <w:sz w:val="23"/>
+        </w:rPr>
+        <w:t xml:space="preserve"> </w:t>
+      </w:r>
+      <w:r>
+        <w:rPr>
+          <w:sz w:val="23"/>
+        </w:rPr>
+        <w:t>the</w:t>
+      </w:r>
+      <w:r>
+        <w:rPr>
+          <w:spacing w:val="-4"/>
+          <w:sz w:val="23"/>
+        </w:rPr>
+        <w:t xml:space="preserve"> </w:t>
+      </w:r>
+      <w:r>
+        <w:rPr>
+          <w:sz w:val="23"/>
+        </w:rPr>
+        <w:t>names</w:t>
+      </w:r>
+      <w:r>
+        <w:rPr>
+          <w:spacing w:val="-3"/>
+          <w:sz w:val="23"/>
+        </w:rPr>
+        <w:t xml:space="preserve"> </w:t>
+      </w:r>
+      <w:r>
+        <w:rPr>
+          <w:sz w:val="23"/>
+        </w:rPr>
+        <w:t>of</w:t>
+      </w:r>
+      <w:r>
+        <w:rPr>
+          <w:spacing w:val="-2"/>
+          <w:sz w:val="23"/>
+        </w:rPr>
+        <w:t xml:space="preserve"> </w:t>
+      </w:r>
+      <w:r>
+        <w:rPr>
+          <w:sz w:val="23"/>
+        </w:rPr>
+        <w:t>the</w:t>
+      </w:r>
+      <w:r>
+        <w:rPr>
+          <w:spacing w:val="-4"/>
+          <w:sz w:val="23"/>
+        </w:rPr>
+        <w:t xml:space="preserve"> </w:t>
+      </w:r>
+      <w:r>
+        <w:rPr>
+          <w:sz w:val="23"/>
+        </w:rPr>
+        <w:t>customers</w:t>
+      </w:r>
+      <w:r>
+        <w:rPr>
+          <w:spacing w:val="-3"/>
+          <w:sz w:val="23"/>
+        </w:rPr>
+        <w:t xml:space="preserve"> </w:t>
+      </w:r>
+      <w:r>
+        <w:rPr>
+          <w:sz w:val="23"/>
+        </w:rPr>
+        <w:t>for</w:t>
+      </w:r>
+      <w:r>
+        <w:rPr>
+          <w:spacing w:val="-3"/>
+          <w:sz w:val="23"/>
+        </w:rPr>
+        <w:t xml:space="preserve"> </w:t>
+      </w:r>
+      <w:r>
+        <w:rPr>
+          <w:sz w:val="23"/>
+        </w:rPr>
+        <w:t>the</w:t>
+      </w:r>
+      <w:r>
+        <w:rPr>
+          <w:spacing w:val="-4"/>
+          <w:sz w:val="23"/>
+        </w:rPr>
+        <w:t xml:space="preserve"> </w:t>
+      </w:r>
+      <w:r>
+        <w:rPr>
+          <w:sz w:val="23"/>
+        </w:rPr>
+        <w:t>“Aundh”</w:t>
+      </w:r>
+      <w:r>
+        <w:rPr>
+          <w:spacing w:val="-3"/>
+          <w:sz w:val="23"/>
+        </w:rPr>
+        <w:t xml:space="preserve"> </w:t>
+      </w:r>
+      <w:r>
+        <w:rPr>
+          <w:spacing w:val="-2"/>
+          <w:sz w:val="23"/>
+        </w:rPr>
+        <w:t>branch.</w:t>
+      </w:r>
+    </w:p>
+    <w:p>
+      <w:pPr>
+        <w:pStyle w:val="ListParagraph"/>
+        <w:widowControl w:val="0"/>
+        <w:numPr>
+          <w:ilvl w:val="0"/>
+          <w:numId w:val="5"/>
+        </w:numPr>
+        <w:tabs>
+          <w:tab w:val="left" w:pos="279"/>
+        </w:tabs>
+        <w:autoSpaceDE w:val="0"/>
+        <w:autoSpaceDN w:val="0"/>
+        <w:spacing w:after="0" w:line="264" w:lineRule="exact"/>
+        <w:ind w:hanging="256"/>
+        <w:contextualSpacing w:val="0"/>
+        <w:rPr>
+          <w:sz w:val="23"/>
+        </w:rPr>
+      </w:pPr>
+      <w:r>
+        <w:rPr>
+          <w:sz w:val="23"/>
+        </w:rPr>
+        <w:t>List</w:t>
+      </w:r>
+      <w:r>
+        <w:rPr>
+          <w:spacing w:val="-4"/>
+          <w:sz w:val="23"/>
+        </w:rPr>
+        <w:t xml:space="preserve"> </w:t>
+      </w:r>
+      <w:r>
+        <w:rPr>
+          <w:sz w:val="23"/>
+        </w:rPr>
+        <w:t>the</w:t>
+      </w:r>
+      <w:r>
+        <w:rPr>
+          <w:spacing w:val="-3"/>
+          <w:sz w:val="23"/>
+        </w:rPr>
+        <w:t xml:space="preserve"> </w:t>
+      </w:r>
+      <w:r>
+        <w:rPr>
+          <w:sz w:val="23"/>
+        </w:rPr>
+        <w:t>names</w:t>
+      </w:r>
+      <w:r>
+        <w:rPr>
+          <w:spacing w:val="-2"/>
+          <w:sz w:val="23"/>
+        </w:rPr>
+        <w:t xml:space="preserve"> </w:t>
+      </w:r>
+      <w:r>
+        <w:rPr>
+          <w:sz w:val="23"/>
+        </w:rPr>
+        <w:t>of</w:t>
+      </w:r>
+      <w:r>
+        <w:rPr>
+          <w:spacing w:val="-2"/>
+          <w:sz w:val="23"/>
+        </w:rPr>
+        <w:t xml:space="preserve"> </w:t>
+      </w:r>
+      <w:r>
+        <w:rPr>
+          <w:sz w:val="23"/>
+        </w:rPr>
+        <w:t>the</w:t>
+      </w:r>
+      <w:r>
+        <w:rPr>
+          <w:spacing w:val="-5"/>
+          <w:sz w:val="23"/>
+        </w:rPr>
+        <w:t xml:space="preserve"> </w:t>
+      </w:r>
+      <w:r>
+        <w:rPr>
+          <w:sz w:val="23"/>
+        </w:rPr>
+        <w:t>customers</w:t>
+      </w:r>
+      <w:r>
+        <w:rPr>
+          <w:spacing w:val="-2"/>
+          <w:sz w:val="23"/>
+        </w:rPr>
+        <w:t xml:space="preserve"> </w:t>
+      </w:r>
+      <w:r>
+        <w:rPr>
+          <w:sz w:val="23"/>
+        </w:rPr>
+        <w:t>who</w:t>
+      </w:r>
+      <w:r>
+        <w:rPr>
+          <w:spacing w:val="-4"/>
+          <w:sz w:val="23"/>
+        </w:rPr>
+        <w:t xml:space="preserve"> </w:t>
+      </w:r>
+      <w:r>
+        <w:rPr>
+          <w:sz w:val="23"/>
+        </w:rPr>
+        <w:t>have</w:t>
+      </w:r>
+      <w:r>
+        <w:rPr>
+          <w:spacing w:val="-3"/>
+          <w:sz w:val="23"/>
+        </w:rPr>
+        <w:t xml:space="preserve"> </w:t>
+      </w:r>
+      <w:r>
+        <w:rPr>
+          <w:sz w:val="23"/>
+        </w:rPr>
+        <w:t>received</w:t>
+      </w:r>
+      <w:r>
+        <w:rPr>
+          <w:spacing w:val="-3"/>
+          <w:sz w:val="23"/>
+        </w:rPr>
+        <w:t xml:space="preserve"> </w:t>
+      </w:r>
+      <w:r>
+        <w:rPr>
+          <w:sz w:val="23"/>
+        </w:rPr>
+        <w:t>loan</w:t>
+      </w:r>
+      <w:r>
+        <w:rPr>
+          <w:spacing w:val="-4"/>
+          <w:sz w:val="23"/>
+        </w:rPr>
+        <w:t xml:space="preserve"> </w:t>
+      </w:r>
+      <w:r>
+        <w:rPr>
+          <w:sz w:val="23"/>
+        </w:rPr>
+        <w:t>less</w:t>
+      </w:r>
+      <w:r>
+        <w:rPr>
+          <w:spacing w:val="-2"/>
+          <w:sz w:val="23"/>
+        </w:rPr>
+        <w:t xml:space="preserve"> </w:t>
+      </w:r>
+      <w:r>
+        <w:rPr>
+          <w:sz w:val="23"/>
+        </w:rPr>
+        <w:t>than</w:t>
+      </w:r>
+      <w:r>
+        <w:rPr>
+          <w:spacing w:val="-3"/>
+          <w:sz w:val="23"/>
+        </w:rPr>
+        <w:t xml:space="preserve"> </w:t>
+      </w:r>
+      <w:r>
+        <w:rPr>
+          <w:sz w:val="23"/>
+        </w:rPr>
+        <w:t>their</w:t>
+      </w:r>
+      <w:r>
+        <w:rPr>
+          <w:spacing w:val="-2"/>
+          <w:sz w:val="23"/>
+        </w:rPr>
+        <w:t xml:space="preserve"> requirement.</w:t>
+      </w:r>
+    </w:p>
+    <w:p>
+      <w:pPr>
+        <w:pStyle w:val="ListParagraph"/>
+        <w:widowControl w:val="0"/>
+        <w:numPr>
+          <w:ilvl w:val="0"/>
+          <w:numId w:val="5"/>
+        </w:numPr>
+        <w:tabs>
+          <w:tab w:val="left" w:pos="279"/>
+        </w:tabs>
+        <w:autoSpaceDE w:val="0"/>
+        <w:autoSpaceDN w:val="0"/>
+        <w:spacing w:before="2" w:after="0" w:line="240" w:lineRule="auto"/>
+        <w:ind w:hanging="256"/>
+        <w:contextualSpacing w:val="0"/>
+        <w:rPr>
+          <w:sz w:val="23"/>
+        </w:rPr>
+      </w:pPr>
+      <w:r>
+        <w:rPr>
+          <w:sz w:val="23"/>
+        </w:rPr>
+        <w:t>Find</w:t>
+      </w:r>
+      <w:r>
+        <w:rPr>
+          <w:spacing w:val="-5"/>
+          <w:sz w:val="23"/>
+        </w:rPr>
+        <w:t xml:space="preserve"> </w:t>
+      </w:r>
+      <w:r>
+        <w:rPr>
+          <w:sz w:val="23"/>
+        </w:rPr>
+        <w:t>the</w:t>
+      </w:r>
+      <w:r>
+        <w:rPr>
+          <w:spacing w:val="-4"/>
+          <w:sz w:val="23"/>
+        </w:rPr>
+        <w:t xml:space="preserve"> </w:t>
+      </w:r>
+      <w:r>
+        <w:rPr>
+          <w:sz w:val="23"/>
+        </w:rPr>
+        <w:t>maximum</w:t>
+      </w:r>
+      <w:r>
+        <w:rPr>
+          <w:spacing w:val="-4"/>
+          <w:sz w:val="23"/>
+        </w:rPr>
+        <w:t xml:space="preserve"> </w:t>
+      </w:r>
+      <w:r>
+        <w:rPr>
+          <w:sz w:val="23"/>
+        </w:rPr>
+        <w:t>loan</w:t>
+      </w:r>
+      <w:r>
+        <w:rPr>
+          <w:spacing w:val="-4"/>
+          <w:sz w:val="23"/>
+        </w:rPr>
+        <w:t xml:space="preserve"> </w:t>
+      </w:r>
+      <w:r>
+        <w:rPr>
+          <w:sz w:val="23"/>
+        </w:rPr>
+        <w:t>amount</w:t>
+      </w:r>
+      <w:r>
+        <w:rPr>
+          <w:spacing w:val="1"/>
+          <w:sz w:val="23"/>
+        </w:rPr>
+        <w:t xml:space="preserve"> </w:t>
+      </w:r>
+      <w:r>
+        <w:rPr>
+          <w:spacing w:val="-2"/>
+          <w:sz w:val="23"/>
+        </w:rPr>
+        <w:t>approved.</w:t>
+      </w:r>
+    </w:p>
+    <w:p>
+      <w:pPr>
+        <w:pStyle w:val="ListParagraph"/>
+        <w:widowControl w:val="0"/>
+        <w:numPr>
+          <w:ilvl w:val="0"/>
+          <w:numId w:val="5"/>
+        </w:numPr>
+        <w:tabs>
+          <w:tab w:val="left" w:pos="279"/>
+        </w:tabs>
+        <w:autoSpaceDE w:val="0"/>
+        <w:autoSpaceDN w:val="0"/>
+        <w:spacing w:after="0" w:line="264" w:lineRule="exact"/>
+        <w:ind w:hanging="256"/>
+        <w:contextualSpacing w:val="0"/>
+        <w:rPr>
+          <w:sz w:val="23"/>
+        </w:rPr>
+      </w:pPr>
+      <w:r>
+        <w:rPr>
+          <w:sz w:val="23"/>
+        </w:rPr>
+        <w:t>Find</w:t>
+      </w:r>
+      <w:r>
+        <w:rPr>
+          <w:spacing w:val="-5"/>
+          <w:sz w:val="23"/>
+        </w:rPr>
+        <w:t xml:space="preserve"> </w:t>
+      </w:r>
+      <w:r>
+        <w:rPr>
+          <w:sz w:val="23"/>
+        </w:rPr>
+        <w:t>out</w:t>
+      </w:r>
+      <w:r>
+        <w:rPr>
+          <w:spacing w:val="-2"/>
+          <w:sz w:val="23"/>
+        </w:rPr>
+        <w:t xml:space="preserve"> </w:t>
+      </w:r>
+      <w:r>
+        <w:rPr>
+          <w:sz w:val="23"/>
+        </w:rPr>
+        <w:t>the</w:t>
+      </w:r>
+      <w:r>
+        <w:rPr>
+          <w:spacing w:val="-4"/>
+          <w:sz w:val="23"/>
+        </w:rPr>
+        <w:t xml:space="preserve"> </w:t>
+      </w:r>
+      <w:r>
+        <w:rPr>
+          <w:sz w:val="23"/>
+        </w:rPr>
+        <w:t>total</w:t>
+      </w:r>
+      <w:r>
+        <w:rPr>
+          <w:spacing w:val="-4"/>
+          <w:sz w:val="23"/>
+        </w:rPr>
+        <w:t xml:space="preserve"> </w:t>
+      </w:r>
+      <w:r>
+        <w:rPr>
+          <w:sz w:val="23"/>
+        </w:rPr>
+        <w:t>loan</w:t>
+      </w:r>
+      <w:r>
+        <w:rPr>
+          <w:spacing w:val="-4"/>
+          <w:sz w:val="23"/>
+        </w:rPr>
+        <w:t xml:space="preserve"> </w:t>
+      </w:r>
+      <w:r>
+        <w:rPr>
+          <w:sz w:val="23"/>
+        </w:rPr>
+        <w:t>amount</w:t>
+      </w:r>
+      <w:r>
+        <w:rPr>
+          <w:spacing w:val="-2"/>
+          <w:sz w:val="23"/>
+        </w:rPr>
+        <w:t xml:space="preserve"> </w:t>
+      </w:r>
+      <w:r>
+        <w:rPr>
+          <w:sz w:val="23"/>
+        </w:rPr>
+        <w:t>sanctioned</w:t>
+      </w:r>
+      <w:r>
+        <w:rPr>
+          <w:spacing w:val="-4"/>
+          <w:sz w:val="23"/>
+        </w:rPr>
+        <w:t xml:space="preserve"> </w:t>
+      </w:r>
+      <w:r>
+        <w:rPr>
+          <w:sz w:val="23"/>
+        </w:rPr>
+        <w:t>by</w:t>
+      </w:r>
+      <w:r>
+        <w:rPr>
+          <w:spacing w:val="-1"/>
+          <w:sz w:val="23"/>
+        </w:rPr>
+        <w:t xml:space="preserve"> </w:t>
+      </w:r>
+      <w:r>
+        <w:rPr>
+          <w:sz w:val="23"/>
+        </w:rPr>
+        <w:t>“Deccan</w:t>
+      </w:r>
+      <w:r>
+        <w:rPr>
+          <w:spacing w:val="-4"/>
+          <w:sz w:val="23"/>
+        </w:rPr>
+        <w:t xml:space="preserve"> </w:t>
+      </w:r>
+      <w:r>
+        <w:rPr>
+          <w:spacing w:val="-2"/>
+          <w:sz w:val="23"/>
+        </w:rPr>
+        <w:t>“branch.</w:t>
+      </w:r>
+    </w:p>
+    <w:p>
+      <w:pPr>
+        <w:pStyle w:val="ListParagraph"/>
+        <w:widowControl w:val="0"/>
+        <w:numPr>
+          <w:ilvl w:val="0"/>
+          <w:numId w:val="5"/>
+        </w:numPr>
+        <w:tabs>
+          <w:tab w:val="left" w:pos="279"/>
+        </w:tabs>
+        <w:autoSpaceDE w:val="0"/>
+        <w:autoSpaceDN w:val="0"/>
+        <w:spacing w:after="0" w:line="264" w:lineRule="exact"/>
+        <w:ind w:hanging="256"/>
+        <w:contextualSpacing w:val="0"/>
+        <w:rPr>
+          <w:sz w:val="23"/>
+        </w:rPr>
+      </w:pPr>
+      <w:r>
+        <w:rPr>
+          <w:sz w:val="23"/>
+        </w:rPr>
+        <w:t>Count</w:t>
+      </w:r>
+      <w:r>
+        <w:rPr>
+          <w:spacing w:val="-5"/>
+          <w:sz w:val="23"/>
+        </w:rPr>
+        <w:t xml:space="preserve"> </w:t>
+      </w:r>
+      <w:r>
+        <w:rPr>
+          <w:sz w:val="23"/>
+        </w:rPr>
+        <w:t>the</w:t>
+      </w:r>
+      <w:r>
+        <w:rPr>
+          <w:spacing w:val="-4"/>
+          <w:sz w:val="23"/>
+        </w:rPr>
+        <w:t xml:space="preserve"> </w:t>
+      </w:r>
+      <w:r>
+        <w:rPr>
+          <w:sz w:val="23"/>
+        </w:rPr>
+        <w:t>number</w:t>
+      </w:r>
+      <w:r>
+        <w:rPr>
+          <w:spacing w:val="-4"/>
+          <w:sz w:val="23"/>
+        </w:rPr>
+        <w:t xml:space="preserve"> </w:t>
+      </w:r>
+      <w:r>
+        <w:rPr>
+          <w:sz w:val="23"/>
+        </w:rPr>
+        <w:t>of</w:t>
+      </w:r>
+      <w:r>
+        <w:rPr>
+          <w:spacing w:val="-2"/>
+          <w:sz w:val="23"/>
+        </w:rPr>
+        <w:t xml:space="preserve"> </w:t>
+      </w:r>
+      <w:r>
+        <w:rPr>
+          <w:sz w:val="23"/>
+        </w:rPr>
+        <w:t>loan</w:t>
+      </w:r>
+      <w:r>
+        <w:rPr>
+          <w:spacing w:val="-4"/>
+          <w:sz w:val="23"/>
+        </w:rPr>
+        <w:t xml:space="preserve"> </w:t>
+      </w:r>
+      <w:r>
+        <w:rPr>
+          <w:sz w:val="23"/>
+        </w:rPr>
+        <w:t>applications</w:t>
+      </w:r>
+      <w:r>
+        <w:rPr>
+          <w:spacing w:val="-4"/>
+          <w:sz w:val="23"/>
+        </w:rPr>
+        <w:t xml:space="preserve"> </w:t>
+      </w:r>
+      <w:r>
+        <w:rPr>
+          <w:sz w:val="23"/>
+        </w:rPr>
+        <w:t>received</w:t>
+      </w:r>
+      <w:r>
+        <w:rPr>
+          <w:spacing w:val="-4"/>
+          <w:sz w:val="23"/>
+        </w:rPr>
+        <w:t xml:space="preserve"> </w:t>
+      </w:r>
+      <w:r>
+        <w:rPr>
+          <w:sz w:val="23"/>
+        </w:rPr>
+        <w:t>by</w:t>
+      </w:r>
+      <w:r>
+        <w:rPr>
+          <w:spacing w:val="-3"/>
+          <w:sz w:val="23"/>
+        </w:rPr>
+        <w:t xml:space="preserve"> </w:t>
+      </w:r>
+      <w:r>
+        <w:rPr>
+          <w:sz w:val="23"/>
+        </w:rPr>
+        <w:t>“M.</w:t>
+      </w:r>
+      <w:proofErr w:type="gramStart"/>
+      <w:r>
+        <w:rPr>
+          <w:sz w:val="23"/>
+        </w:rPr>
+        <w:t>G.ROAD</w:t>
+      </w:r>
+      <w:proofErr w:type="gramEnd"/>
+      <w:r>
+        <w:rPr>
+          <w:sz w:val="23"/>
+        </w:rPr>
+        <w:t>”</w:t>
+      </w:r>
+      <w:r>
+        <w:rPr>
+          <w:spacing w:val="-3"/>
+          <w:sz w:val="23"/>
+        </w:rPr>
+        <w:t xml:space="preserve"> </w:t>
+      </w:r>
+      <w:r>
+        <w:rPr>
+          <w:spacing w:val="-2"/>
+          <w:sz w:val="23"/>
+        </w:rPr>
+        <w:t>branch.</w:t>
+      </w:r>
+    </w:p>
+    <w:p>
+      <w:pPr>
+        <w:pStyle w:val="ListParagraph"/>
+        <w:widowControl w:val="0"/>
+        <w:numPr>
+          <w:ilvl w:val="0"/>
+          <w:numId w:val="5"/>
+        </w:numPr>
+        <w:tabs>
+          <w:tab w:val="left" w:pos="279"/>
+        </w:tabs>
+        <w:autoSpaceDE w:val="0"/>
+        <w:autoSpaceDN w:val="0"/>
+        <w:spacing w:after="0" w:line="240" w:lineRule="auto"/>
+        <w:ind w:left="23" w:right="321" w:firstLine="0"/>
+        <w:contextualSpacing w:val="0"/>
+        <w:rPr>
+          <w:sz w:val="23"/>
+        </w:rPr>
+      </w:pPr>
+      <w:r>
+        <w:rPr>
+          <w:sz w:val="23"/>
+        </w:rPr>
+        <w:t>List</w:t>
+      </w:r>
+      <w:r>
+        <w:rPr>
+          <w:spacing w:val="-2"/>
+          <w:sz w:val="23"/>
+        </w:rPr>
+        <w:t xml:space="preserve"> </w:t>
+      </w:r>
+      <w:r>
+        <w:rPr>
+          <w:sz w:val="23"/>
+        </w:rPr>
+        <w:t>the</w:t>
+      </w:r>
+      <w:r>
+        <w:rPr>
+          <w:spacing w:val="-4"/>
+          <w:sz w:val="23"/>
+        </w:rPr>
+        <w:t xml:space="preserve"> </w:t>
+      </w:r>
+      <w:r>
+        <w:rPr>
+          <w:sz w:val="23"/>
+        </w:rPr>
+        <w:t>names</w:t>
+      </w:r>
+      <w:r>
+        <w:rPr>
+          <w:spacing w:val="-3"/>
+          <w:sz w:val="23"/>
+        </w:rPr>
+        <w:t xml:space="preserve"> </w:t>
+      </w:r>
+      <w:r>
+        <w:rPr>
+          <w:sz w:val="23"/>
+        </w:rPr>
+        <w:t>of</w:t>
+      </w:r>
+      <w:r>
+        <w:rPr>
+          <w:spacing w:val="-2"/>
+          <w:sz w:val="23"/>
+        </w:rPr>
+        <w:t xml:space="preserve"> </w:t>
+      </w:r>
+      <w:r>
+        <w:rPr>
+          <w:sz w:val="23"/>
+        </w:rPr>
+        <w:t>the</w:t>
+      </w:r>
+      <w:r>
+        <w:rPr>
+          <w:spacing w:val="-6"/>
+          <w:sz w:val="23"/>
+        </w:rPr>
+        <w:t xml:space="preserve"> </w:t>
+      </w:r>
+      <w:r>
+        <w:rPr>
+          <w:sz w:val="23"/>
+        </w:rPr>
+        <w:t>customer</w:t>
+      </w:r>
+      <w:r>
+        <w:rPr>
+          <w:spacing w:val="-3"/>
+          <w:sz w:val="23"/>
+        </w:rPr>
+        <w:t xml:space="preserve"> </w:t>
+      </w:r>
+      <w:r>
+        <w:rPr>
+          <w:sz w:val="23"/>
+        </w:rPr>
+        <w:t>along</w:t>
+      </w:r>
+      <w:r>
+        <w:rPr>
+          <w:spacing w:val="-4"/>
+          <w:sz w:val="23"/>
+        </w:rPr>
+        <w:t xml:space="preserve"> </w:t>
+      </w:r>
+      <w:r>
+        <w:rPr>
+          <w:sz w:val="23"/>
+        </w:rPr>
+        <w:t>with</w:t>
+      </w:r>
+      <w:r>
+        <w:rPr>
+          <w:spacing w:val="-4"/>
+          <w:sz w:val="23"/>
+        </w:rPr>
+        <w:t xml:space="preserve"> </w:t>
+      </w:r>
+      <w:r>
+        <w:rPr>
+          <w:sz w:val="23"/>
+        </w:rPr>
+        <w:t>the</w:t>
+      </w:r>
+      <w:r>
+        <w:rPr>
+          <w:spacing w:val="-2"/>
+          <w:sz w:val="23"/>
+        </w:rPr>
+        <w:t xml:space="preserve"> </w:t>
+      </w:r>
+      <w:r>
+        <w:rPr>
+          <w:sz w:val="23"/>
+        </w:rPr>
+        <w:t>branch</w:t>
+      </w:r>
+      <w:r>
+        <w:rPr>
+          <w:spacing w:val="-4"/>
+          <w:sz w:val="23"/>
+        </w:rPr>
+        <w:t xml:space="preserve"> </w:t>
+      </w:r>
+      <w:r>
+        <w:rPr>
+          <w:sz w:val="23"/>
+        </w:rPr>
+        <w:t>names</w:t>
+      </w:r>
+      <w:r>
+        <w:rPr>
+          <w:spacing w:val="-3"/>
+          <w:sz w:val="23"/>
+        </w:rPr>
+        <w:t xml:space="preserve"> </w:t>
+      </w:r>
+      <w:r>
+        <w:rPr>
+          <w:sz w:val="23"/>
+        </w:rPr>
+        <w:t>who</w:t>
+      </w:r>
+      <w:r>
+        <w:rPr>
+          <w:spacing w:val="-4"/>
+          <w:sz w:val="23"/>
+        </w:rPr>
+        <w:t xml:space="preserve"> </w:t>
+      </w:r>
+      <w:r>
+        <w:rPr>
+          <w:sz w:val="23"/>
+        </w:rPr>
+        <w:t>have</w:t>
+      </w:r>
+      <w:r>
+        <w:rPr>
+          <w:spacing w:val="-4"/>
+          <w:sz w:val="23"/>
+        </w:rPr>
+        <w:t xml:space="preserve"> </w:t>
+      </w:r>
+      <w:r>
+        <w:rPr>
+          <w:sz w:val="23"/>
+        </w:rPr>
+        <w:t>applied</w:t>
+      </w:r>
+      <w:r>
+        <w:rPr>
+          <w:spacing w:val="-4"/>
+          <w:sz w:val="23"/>
+        </w:rPr>
+        <w:t xml:space="preserve"> </w:t>
+      </w:r>
+      <w:r>
+        <w:rPr>
+          <w:sz w:val="23"/>
+        </w:rPr>
+        <w:t>for loan in the month of September.</w:t>
+      </w:r>
+    </w:p>
+    <w:p>
+      <w:pPr>
+        <w:spacing w:after="0" w:line="259" w:lineRule="auto"/>
+        <w:ind w:left="720" w:firstLine="0"/>
+      </w:pPr>
+    </w:p>
+    <w:p>
+      <w:pPr>
+        <w:spacing w:after="0" w:line="259" w:lineRule="auto"/>
+        <w:ind w:left="720" w:firstLine="0"/>
+      </w:pPr>
+    </w:p>
+    <w:p>
+      <w:pPr>
+        <w:spacing w:after="0" w:line="259" w:lineRule="auto"/>
+        <w:ind w:left="720" w:firstLine="0"/>
+      </w:pPr>
+    </w:p>
+    <w:p>
+      <w:pPr>
+        <w:spacing w:after="0" w:line="259" w:lineRule="auto"/>
+        <w:ind w:left="720" w:firstLine="0"/>
+      </w:pPr>
+    </w:p>
+    <w:p>
+      <w:pPr>
+        <w:spacing w:after="0" w:line="259" w:lineRule="auto"/>
+        <w:ind w:left="720" w:firstLine="0"/>
+      </w:pPr>
+    </w:p>
+    <w:p>
+      <w:pPr>
+        <w:spacing w:after="0" w:line="259" w:lineRule="auto"/>
         <w:ind w:left="0" w:firstLine="0"/>
       </w:pPr>
     </w:p>
@@ -4282,6 +5819,129 @@
     </w:lvl>
   </w:abstractNum>
   <w:abstractNum w:abstractNumId="1" w15:restartNumberingAfterBreak="0">
+    <w:nsid w:val="30DB7C01"/>
+    <w:multiLevelType w:val="hybridMultilevel"/>
+    <w:tmpl w:val="E52A24C2"/>
+    <w:lvl w:ilvl="0" w:tplc="91D627E8">
+      <w:start w:val="1"/>
+      <w:numFmt w:val="decimal"/>
+      <w:lvlText w:val="%1."/>
+      <w:lvlJc w:val="left"/>
+      <w:pPr>
+        <w:ind w:left="279" w:hanging="257"/>
+        <w:jc w:val="left"/>
+      </w:pPr>
+      <w:rPr>
+        <w:rFonts w:ascii="Arial" w:eastAsia="Arial" w:hAnsi="Arial" w:cs="Arial" w:hint="default"/>
+        <w:b w:val="0"/>
+        <w:bCs w:val="0"/>
+        <w:i w:val="0"/>
+        <w:iCs w:val="0"/>
+        <w:spacing w:val="-1"/>
+        <w:w w:val="100"/>
+        <w:sz w:val="23"/>
+        <w:szCs w:val="23"/>
+        <w:lang w:val="en-US" w:eastAsia="en-US" w:bidi="ar-SA"/>
+      </w:rPr>
+    </w:lvl>
+    <w:lvl w:ilvl="1" w:tplc="66E6148A">
+      <w:numFmt w:val="bullet"/>
+      <w:lvlText w:val="•"/>
+      <w:lvlJc w:val="left"/>
+      <w:pPr>
+        <w:ind w:left="1145" w:hanging="257"/>
+      </w:pPr>
+      <w:rPr>
+        <w:rFonts w:hint="default"/>
+        <w:lang w:val="en-US" w:eastAsia="en-US" w:bidi="ar-SA"/>
+      </w:rPr>
+    </w:lvl>
+    <w:lvl w:ilvl="2" w:tplc="5B60DCCE">
+      <w:numFmt w:val="bullet"/>
+      <w:lvlText w:val="•"/>
+      <w:lvlJc w:val="left"/>
+      <w:pPr>
+        <w:ind w:left="2010" w:hanging="257"/>
+      </w:pPr>
+      <w:rPr>
+        <w:rFonts w:hint="default"/>
+        <w:lang w:val="en-US" w:eastAsia="en-US" w:bidi="ar-SA"/>
+      </w:rPr>
+    </w:lvl>
+    <w:lvl w:ilvl="3" w:tplc="522E432A">
+      <w:numFmt w:val="bullet"/>
+      <w:lvlText w:val="•"/>
+      <w:lvlJc w:val="left"/>
+      <w:pPr>
+        <w:ind w:left="2875" w:hanging="257"/>
+      </w:pPr>
+      <w:rPr>
+        <w:rFonts w:hint="default"/>
+        <w:lang w:val="en-US" w:eastAsia="en-US" w:bidi="ar-SA"/>
+      </w:rPr>
+    </w:lvl>
+    <w:lvl w:ilvl="4" w:tplc="07909EB6">
+      <w:numFmt w:val="bullet"/>
+      <w:lvlText w:val="•"/>
+      <w:lvlJc w:val="left"/>
+      <w:pPr>
+        <w:ind w:left="3740" w:hanging="257"/>
+      </w:pPr>
+      <w:rPr>
+        <w:rFonts w:hint="default"/>
+        <w:lang w:val="en-US" w:eastAsia="en-US" w:bidi="ar-SA"/>
+      </w:rPr>
+    </w:lvl>
+    <w:lvl w:ilvl="5" w:tplc="4BB850F0">
+      <w:numFmt w:val="bullet"/>
+      <w:lvlText w:val="•"/>
+      <w:lvlJc w:val="left"/>
+      <w:pPr>
+        <w:ind w:left="4605" w:hanging="257"/>
+      </w:pPr>
+      <w:rPr>
+        <w:rFonts w:hint="default"/>
+        <w:lang w:val="en-US" w:eastAsia="en-US" w:bidi="ar-SA"/>
+      </w:rPr>
+    </w:lvl>
+    <w:lvl w:ilvl="6" w:tplc="7736DBFE">
+      <w:numFmt w:val="bullet"/>
+      <w:lvlText w:val="•"/>
+      <w:lvlJc w:val="left"/>
+      <w:pPr>
+        <w:ind w:left="5470" w:hanging="257"/>
+      </w:pPr>
+      <w:rPr>
+        <w:rFonts w:hint="default"/>
+        <w:lang w:val="en-US" w:eastAsia="en-US" w:bidi="ar-SA"/>
+      </w:rPr>
+    </w:lvl>
+    <w:lvl w:ilvl="7" w:tplc="4EFC9BD4">
+      <w:numFmt w:val="bullet"/>
+      <w:lvlText w:val="•"/>
+      <w:lvlJc w:val="left"/>
+      <w:pPr>
+        <w:ind w:left="6335" w:hanging="257"/>
+      </w:pPr>
+      <w:rPr>
+        <w:rFonts w:hint="default"/>
+        <w:lang w:val="en-US" w:eastAsia="en-US" w:bidi="ar-SA"/>
+      </w:rPr>
+    </w:lvl>
+    <w:lvl w:ilvl="8" w:tplc="A4C2477A">
+      <w:numFmt w:val="bullet"/>
+      <w:lvlText w:val="•"/>
+      <w:lvlJc w:val="left"/>
+      <w:pPr>
+        <w:ind w:left="7200" w:hanging="257"/>
+      </w:pPr>
+      <w:rPr>
+        <w:rFonts w:hint="default"/>
+        <w:lang w:val="en-US" w:eastAsia="en-US" w:bidi="ar-SA"/>
+      </w:rPr>
+    </w:lvl>
+  </w:abstractNum>
+  <w:abstractNum w:abstractNumId="2" w15:restartNumberingAfterBreak="0">
     <w:nsid w:val="63404FAC"/>
     <w:multiLevelType w:val="hybridMultilevel"/>
     <w:tmpl w:val="73ECA5C8"/>
@@ -4493,7 +6153,7 @@
       </w:rPr>
     </w:lvl>
   </w:abstractNum>
-  <w:abstractNum w:abstractNumId="2" w15:restartNumberingAfterBreak="0">
+  <w:abstractNum w:abstractNumId="3" w15:restartNumberingAfterBreak="0">
     <w:nsid w:val="6CAF3D7D"/>
     <w:multiLevelType w:val="hybridMultilevel"/>
     <w:tmpl w:val="85405230"/>
@@ -4705,7 +6365,7 @@
       </w:rPr>
     </w:lvl>
   </w:abstractNum>
-  <w:abstractNum w:abstractNumId="3" w15:restartNumberingAfterBreak="0">
+  <w:abstractNum w:abstractNumId="4" w15:restartNumberingAfterBreak="0">
     <w:nsid w:val="774F71D2"/>
     <w:multiLevelType w:val="hybridMultilevel"/>
     <w:tmpl w:val="9BD83FE8"/>
@@ -4927,16 +6587,16 @@
     </w:lvl>
   </w:abstractNum>
   <w:num w:numId="1" w16cid:durableId="1437824768">
-    <w:abstractNumId w:val="2"/>
+    <w:abstractNumId w:val="3"/>
   </w:num>
   <w:num w:numId="2" w16cid:durableId="1146094547">
-    <w:abstractNumId w:val="1"/>
+    <w:abstractNumId w:val="2"/>
   </w:num>
   <w:num w:numId="3" w16cid:durableId="1452088398">
     <w:abstractNumId w:val="0"/>
   </w:num>
   <w:num w:numId="4" w16cid:durableId="528033352">
-    <w:abstractNumId w:val="3"/>
+    <w:abstractNumId w:val="4"/>
     <w:lvlOverride w:ilvl="0">
       <w:startOverride w:val="1"/>
     </w:lvlOverride>
@@ -4964,6 +6624,9 @@
     <w:lvlOverride w:ilvl="8">
       <w:startOverride w:val="1"/>
     </w:lvlOverride>
+  </w:num>
+  <w:num w:numId="5" w16cid:durableId="1588224945">
+    <w:abstractNumId w:val="1"/>
   </w:num>
 </w:numbering>
 </file>
@@ -5054,7 +6717,7 @@
     <w:lsdException w:name="Closing" w:semiHidden="1" w:unhideWhenUsed="1"/>
     <w:lsdException w:name="Signature" w:semiHidden="1" w:unhideWhenUsed="1"/>
     <w:lsdException w:name="Default Paragraph Font" w:semiHidden="1" w:uiPriority="1" w:unhideWhenUsed="1"/>
-    <w:lsdException w:name="Body Text" w:semiHidden="1" w:unhideWhenUsed="1"/>
+    <w:lsdException w:name="Body Text" w:semiHidden="1" w:uiPriority="1" w:unhideWhenUsed="1" w:qFormat="1"/>
     <w:lsdException w:name="Body Text Indent" w:semiHidden="1" w:unhideWhenUsed="1"/>
     <w:lsdException w:name="List Continue" w:semiHidden="1" w:unhideWhenUsed="1"/>
     <w:lsdException w:name="List Continue 2" w:semiHidden="1" w:unhideWhenUsed="1"/>
@@ -5167,7 +6830,7 @@
     <w:lsdException w:name="Medium Shading 2 Accent 1" w:uiPriority="64"/>
     <w:lsdException w:name="Medium List 1 Accent 1" w:uiPriority="65"/>
     <w:lsdException w:name="Revision" w:semiHidden="1"/>
-    <w:lsdException w:name="List Paragraph" w:uiPriority="34" w:qFormat="1"/>
+    <w:lsdException w:name="List Paragraph" w:uiPriority="1" w:qFormat="1"/>
     <w:lsdException w:name="Quote" w:uiPriority="29" w:qFormat="1"/>
     <w:lsdException w:name="Intense Quote" w:uiPriority="30" w:qFormat="1"/>
     <w:lsdException w:name="Medium List 2 Accent 1" w:uiPriority="66"/>
@@ -5408,7 +7071,7 @@
   <w:style w:type="paragraph" w:styleId="ListParagraph">
     <w:name w:val="List Paragraph"/>
     <w:basedOn w:val="Normal"/>
-    <w:uiPriority w:val="34"/>
+    <w:uiPriority w:val="1"/>
     <w:qFormat/>
     <w:rsid w:val="003316A6"/>
     <w:pPr>
@@ -5437,6 +7100,45 @@
     <w:rPr>
       <w:color w:val="605E5C"/>
       <w:shd w:val="clear" w:color="auto" w:fill="E1DFDD"/>
+    </w:rPr>
+  </w:style>
+  <w:style w:type="paragraph" w:styleId="BodyText">
+    <w:name w:val="Body Text"/>
+    <w:basedOn w:val="Normal"/>
+    <w:link w:val="BodyTextChar"/>
+    <w:uiPriority w:val="1"/>
+    <w:qFormat/>
+    <w:rsid w:val="0097667D"/>
+    <w:pPr>
+      <w:widowControl w:val="0"/>
+      <w:autoSpaceDE w:val="0"/>
+      <w:autoSpaceDN w:val="0"/>
+      <w:spacing w:after="0" w:line="240" w:lineRule="auto"/>
+      <w:ind w:left="23" w:firstLine="0"/>
+    </w:pPr>
+    <w:rPr>
+      <w:rFonts w:ascii="Arial" w:eastAsia="Arial" w:hAnsi="Arial" w:cs="Arial"/>
+      <w:color w:val="auto"/>
+      <w:kern w:val="0"/>
+      <w:sz w:val="23"/>
+      <w:szCs w:val="23"/>
+      <w:lang w:val="en-US" w:eastAsia="en-US"/>
+      <w14:ligatures w14:val="none"/>
+    </w:rPr>
+  </w:style>
+  <w:style w:type="character" w:customStyle="1" w:styleId="BodyTextChar">
+    <w:name w:val="Body Text Char"/>
+    <w:basedOn w:val="DefaultParagraphFont"/>
+    <w:link w:val="BodyText"/>
+    <w:uiPriority w:val="1"/>
+    <w:rsid w:val="0097667D"/>
+    <w:rPr>
+      <w:rFonts w:ascii="Arial" w:eastAsia="Arial" w:hAnsi="Arial" w:cs="Arial"/>
+      <w:kern w:val="0"/>
+      <w:sz w:val="23"/>
+      <w:szCs w:val="23"/>
+      <w:lang w:val="en-US" w:eastAsia="en-US"/>
+      <w14:ligatures w14:val="none"/>
     </w:rPr>
   </w:style>
 </w:styles>

--- a/Assignment/Database Technologies Assignment/Assignment.docx
+++ b/Assignment/Database Technologies Assignment/Assignment.docx
@@ -4118,8 +4118,8 @@
         </w:rPr>
         <w:drawing>
           <wp:inline distT="0" distB="0" distL="0" distR="0" wp14:anchorId="6F657564" wp14:editId="22556ACD">
-            <wp:extent cx="4171950" cy="895350"/>
-            <wp:effectExtent l="0" t="0" r="0" b="0"/>
+            <wp:extent cx="4110990" cy="895350"/>
+            <wp:effectExtent l="0" t="0" r="3810" b="0"/>
             <wp:docPr id="1" name="Picture 1"/>
             <wp:cNvGraphicFramePr>
               <a:graphicFrameLocks xmlns:a="http://schemas.openxmlformats.org/drawingml/2006/main" noChangeAspect="1"/>
@@ -4131,20 +4131,29 @@
                     <pic:cNvPr id="1" name=""/>
                     <pic:cNvPicPr/>
                   </pic:nvPicPr>
-                  <pic:blipFill>
+                  <pic:blipFill rotWithShape="1">
                     <a:blip r:embed="rId73"/>
+                    <a:srcRect l="1461" r="1"/>
                     <a:stretch>
                       <a:fillRect/>
                     </a:stretch>
                   </pic:blipFill>
-                  <pic:spPr>
+                  <pic:spPr bwMode="auto">
                     <a:xfrm>
                       <a:off x="0" y="0"/>
-                      <a:ext cx="4171950" cy="895350"/>
+                      <a:ext cx="4110990" cy="895350"/>
                     </a:xfrm>
                     <a:prstGeom prst="rect">
                       <a:avLst/>
                     </a:prstGeom>
+                    <a:ln>
+                      <a:noFill/>
+                    </a:ln>
+                    <a:extLst>
+                      <a:ext uri="{53640926-AAD7-44D8-BBD7-CCE9431645EC}">
+                        <a14:shadowObscured xmlns:a14="http://schemas.microsoft.com/office/drawing/2010/main"/>
+                      </a:ext>
+                    </a:extLst>
                   </pic:spPr>
                 </pic:pic>
               </a:graphicData>
